--- a/video-film-editing/output/05 3.3b Nota Pembelajaran (Kertas Penerangan)/Core Abilities L1-L3 (format JPK)/KP-CA-26 KP4.2 SAFE MACHINE OPERATION APPLICATION (Apli (IT-072).docx
+++ b/video-film-editing/output/05 3.3b Nota Pembelajaran (Kertas Penerangan)/Core Abilities L1-L3 (format JPK)/KP-CA-26 KP4.2 SAFE MACHINE OPERATION APPLICATION (Apli (IT-072).docx
@@ -2,84 +2,686 @@
 <file path=word/document.xml><?xml version="1.0" encoding="utf-8"?>
 <w:document xmlns:wpc="http://schemas.microsoft.com/office/word/2010/wordprocessingCanvas" xmlns:mo="http://schemas.microsoft.com/office/mac/office/2008/main" xmlns:mc="http://schemas.openxmlformats.org/markup-compatibility/2006" xmlns:mv="urn:schemas-microsoft-com:mac:vml" xmlns:o="urn:schemas-microsoft-com:office:office" xmlns:r="http://schemas.openxmlformats.org/officeDocument/2006/relationships" xmlns:m="http://schemas.openxmlformats.org/officeDocument/2006/math" xmlns:v="urn:schemas-microsoft-com:vml" xmlns:wp14="http://schemas.microsoft.com/office/word/2010/wordprocessingDrawing" xmlns:wp="http://schemas.openxmlformats.org/drawingml/2006/wordprocessingDrawing" xmlns:w10="urn:schemas-microsoft-com:office:word" xmlns:w="http://schemas.openxmlformats.org/wordprocessingml/2006/main" xmlns:w14="http://schemas.microsoft.com/office/word/2010/wordml" xmlns:wpg="http://schemas.microsoft.com/office/word/2010/wordprocessingGroup" xmlns:wpi="http://schemas.microsoft.com/office/word/2010/wordprocessingInk" xmlns:wne="http://schemas.microsoft.com/office/word/2006/wordml" xmlns:wps="http://schemas.microsoft.com/office/word/2010/wordprocessingShape" mc:Ignorable="w14 wp14">
   <w:body>
+    <w:tbl>
+      <w:tblPr>
+        <w:tblW w:type="auto" w:w="0"/>
+        <w:jc w:val="center"/>
+        <w:tblLook w:firstColumn="1" w:firstRow="1" w:lastColumn="0" w:lastRow="0" w:noHBand="0" w:noVBand="1" w:val="04A0"/>
+        <w:tblBorders>
+          <w:top w:val="single" w:sz="4" w:space="0" w:color="000000"/>
+          <w:left w:val="single" w:sz="4" w:space="0" w:color="000000"/>
+          <w:bottom w:val="single" w:sz="4" w:space="0" w:color="000000"/>
+          <w:right w:val="single" w:sz="4" w:space="0" w:color="000000"/>
+          <w:insideH w:val="single" w:sz="4" w:space="0" w:color="000000"/>
+          <w:insideV w:val="single" w:sz="4" w:space="0" w:color="000000"/>
+        </w:tblBorders>
+      </w:tblPr>
+      <w:tblGrid>
+        <w:gridCol w:w="3213"/>
+        <w:gridCol w:w="3213"/>
+        <w:gridCol w:w="3213"/>
+      </w:tblGrid>
+      <w:tr>
+        <w:tc>
+          <w:tcPr>
+            <w:tcW w:type="dxa" w:w="2551"/>
+            <w:vAlign w:val="center"/>
+            <w:tcMar>
+              <w:top w:w="40" w:type="dxa"/>
+              <w:bottom w:w="40" w:type="dxa"/>
+              <w:start w:w="80" w:type="dxa"/>
+              <w:end w:w="80" w:type="dxa"/>
+            </w:tcMar>
+          </w:tcPr>
+          <w:p>
+            <w:pPr>
+              <w:jc w:val="left"/>
+            </w:pPr>
+            <w:r>
+              <w:drawing>
+                <wp:inline xmlns:a="http://schemas.openxmlformats.org/drawingml/2006/main" xmlns:pic="http://schemas.openxmlformats.org/drawingml/2006/picture">
+                  <wp:extent cx="885785" cy="1404000"/>
+                  <wp:docPr id="1" name="Picture 1"/>
+                  <wp:cNvGraphicFramePr>
+                    <a:graphicFrameLocks noChangeAspect="1"/>
+                  </wp:cNvGraphicFramePr>
+                  <a:graphic>
+                    <a:graphicData uri="http://schemas.openxmlformats.org/drawingml/2006/picture">
+                      <pic:pic>
+                        <pic:nvPicPr>
+                          <pic:cNvPr id="0" name="jpk-logo-official.png"/>
+                          <pic:cNvPicPr/>
+                        </pic:nvPicPr>
+                        <pic:blipFill>
+                          <a:blip r:embed="rId13"/>
+                          <a:stretch>
+                            <a:fillRect/>
+                          </a:stretch>
+                        </pic:blipFill>
+                        <pic:spPr>
+                          <a:xfrm>
+                            <a:off x="0" y="0"/>
+                            <a:ext cx="885785" cy="1404000"/>
+                          </a:xfrm>
+                          <a:prstGeom prst="rect"/>
+                        </pic:spPr>
+                      </pic:pic>
+                    </a:graphicData>
+                  </a:graphic>
+                </wp:inline>
+              </w:drawing>
+            </w:r>
+          </w:p>
+        </w:tc>
+        <w:tc>
+          <w:tcPr>
+            <w:tcW w:type="dxa" w:w="2268"/>
+            <w:gridSpan w:val="2"/>
+            <w:tcMar>
+              <w:top w:w="40" w:type="dxa"/>
+              <w:bottom w:w="40" w:type="dxa"/>
+              <w:start w:w="80" w:type="dxa"/>
+              <w:end w:w="80" w:type="dxa"/>
+            </w:tcMar>
+            <w:tcMar>
+              <w:top w:w="40" w:type="dxa"/>
+              <w:bottom w:w="40" w:type="dxa"/>
+              <w:start w:w="80" w:type="dxa"/>
+              <w:end w:w="80" w:type="dxa"/>
+            </w:tcMar>
+          </w:tcPr>
+          <w:p>
+            <w:r/>
+            <w:r>
+              <w:rPr>
+                <w:rFonts w:ascii="Arial" w:hAnsi="Arial"/>
+                <w:b/>
+                <w:sz w:val="22"/>
+              </w:rPr>
+              <w:t>JABATAN PEMBANGUNAN KEMAHIRAN</w:t>
+            </w:r>
+          </w:p>
+          <w:p>
+            <w:r>
+              <w:rPr>
+                <w:rFonts w:ascii="Arial" w:hAnsi="Arial"/>
+                <w:b/>
+                <w:sz w:val="22"/>
+              </w:rPr>
+              <w:t>KEMENTERIAN SUMBER MANUSIA</w:t>
+            </w:r>
+          </w:p>
+          <w:p>
+            <w:r>
+              <w:rPr>
+                <w:rFonts w:ascii="Arial" w:hAnsi="Arial"/>
+                <w:b/>
+                <w:sz w:val="22"/>
+              </w:rPr>
+              <w:t>ARAS 7 &amp; 8 BLOK D4, KOMPLEK D</w:t>
+            </w:r>
+          </w:p>
+          <w:p>
+            <w:r>
+              <w:rPr>
+                <w:rFonts w:ascii="Arial" w:hAnsi="Arial"/>
+                <w:b/>
+                <w:sz w:val="22"/>
+              </w:rPr>
+              <w:t>PUSAT PENTADBIRAN KERAJAAN PERSEKUTUAN</w:t>
+            </w:r>
+          </w:p>
+          <w:p>
+            <w:r>
+              <w:rPr>
+                <w:rFonts w:ascii="Arial" w:hAnsi="Arial"/>
+                <w:b/>
+                <w:sz w:val="22"/>
+              </w:rPr>
+              <w:t>62530 PUTRAJAYA</w:t>
+            </w:r>
+          </w:p>
+          <w:p/>
+          <w:p>
+            <w:r>
+              <w:rPr>
+                <w:rFonts w:ascii="Arial" w:hAnsi="Arial"/>
+                <w:b/>
+                <w:sz w:val="40"/>
+              </w:rPr>
+              <w:t>KERTAS PENERANGAN</w:t>
+            </w:r>
+          </w:p>
+          <w:p>
+            <w:r>
+              <w:rPr>
+                <w:rFonts w:ascii="Arial" w:hAnsi="Arial"/>
+                <w:b/>
+                <w:sz w:val="24"/>
+              </w:rPr>
+              <w:t>(</w:t>
+            </w:r>
+            <w:r>
+              <w:rPr>
+                <w:rFonts w:ascii="Arial" w:hAnsi="Arial"/>
+                <w:b/>
+                <w:i/>
+                <w:sz w:val="24"/>
+              </w:rPr>
+              <w:t>INFORMATION SHEET</w:t>
+            </w:r>
+            <w:r>
+              <w:rPr>
+                <w:rFonts w:ascii="Arial" w:hAnsi="Arial"/>
+                <w:b/>
+                <w:sz w:val="24"/>
+              </w:rPr>
+              <w:t>)</w:t>
+            </w:r>
+          </w:p>
+        </w:tc>
+      </w:tr>
+      <w:tr>
+        <w:tc>
+          <w:tcPr>
+            <w:tcW w:type="dxa" w:w="2551"/>
+            <w:tcMar>
+              <w:top w:w="40" w:type="dxa"/>
+              <w:bottom w:w="40" w:type="dxa"/>
+              <w:start w:w="80" w:type="dxa"/>
+              <w:end w:w="80" w:type="dxa"/>
+            </w:tcMar>
+          </w:tcPr>
+          <w:p>
+            <w:r/>
+            <w:r>
+              <w:rPr>
+                <w:rFonts w:ascii="Arial" w:hAnsi="Arial"/>
+                <w:b/>
+                <w:sz w:val="22"/>
+              </w:rPr>
+              <w:t xml:space="preserve">KOD DAN NAMA PROGRAM / </w:t>
+            </w:r>
+            <w:r>
+              <w:rPr>
+                <w:rFonts w:ascii="Arial" w:hAnsi="Arial"/>
+                <w:b/>
+                <w:i/>
+                <w:sz w:val="22"/>
+              </w:rPr>
+              <w:t>PROGRAM'S CODE AND NAME</w:t>
+            </w:r>
+          </w:p>
+        </w:tc>
+        <w:tc>
+          <w:tcPr>
+            <w:tcW w:type="dxa" w:w="2268"/>
+            <w:gridSpan w:val="2"/>
+            <w:tcMar>
+              <w:top w:w="40" w:type="dxa"/>
+              <w:bottom w:w="40" w:type="dxa"/>
+              <w:start w:w="80" w:type="dxa"/>
+              <w:end w:w="80" w:type="dxa"/>
+            </w:tcMar>
+            <w:tcMar>
+              <w:top w:w="40" w:type="dxa"/>
+              <w:bottom w:w="40" w:type="dxa"/>
+              <w:start w:w="80" w:type="dxa"/>
+              <w:end w:w="80" w:type="dxa"/>
+            </w:tcMar>
+          </w:tcPr>
+          <w:p>
+            <w:r/>
+            <w:r>
+              <w:rPr>
+                <w:rFonts w:ascii="Arial" w:hAnsi="Arial"/>
+                <w:b/>
+                <w:i w:val="0"/>
+                <w:sz w:val="22"/>
+              </w:rPr>
+              <w:t>Z-009-2:2015 CORE ABILITIES (untuk program IT-072-3:2012 VIDEO / FILM (EDITING))</w:t>
+            </w:r>
+          </w:p>
+        </w:tc>
+      </w:tr>
+      <w:tr>
+        <w:tc>
+          <w:tcPr>
+            <w:tcW w:type="dxa" w:w="2551"/>
+            <w:tcMar>
+              <w:top w:w="40" w:type="dxa"/>
+              <w:bottom w:w="40" w:type="dxa"/>
+              <w:start w:w="80" w:type="dxa"/>
+              <w:end w:w="80" w:type="dxa"/>
+            </w:tcMar>
+          </w:tcPr>
+          <w:p>
+            <w:r/>
+            <w:r>
+              <w:rPr>
+                <w:rFonts w:ascii="Arial" w:hAnsi="Arial"/>
+                <w:b/>
+                <w:sz w:val="22"/>
+              </w:rPr>
+              <w:t xml:space="preserve">TAHAP / </w:t>
+            </w:r>
+            <w:r>
+              <w:rPr>
+                <w:rFonts w:ascii="Arial" w:hAnsi="Arial"/>
+                <w:b/>
+                <w:i/>
+                <w:sz w:val="22"/>
+              </w:rPr>
+              <w:t>LEVEL</w:t>
+            </w:r>
+          </w:p>
+        </w:tc>
+        <w:tc>
+          <w:tcPr>
+            <w:tcW w:type="dxa" w:w="2268"/>
+            <w:gridSpan w:val="2"/>
+            <w:tcMar>
+              <w:top w:w="40" w:type="dxa"/>
+              <w:bottom w:w="40" w:type="dxa"/>
+              <w:start w:w="80" w:type="dxa"/>
+              <w:end w:w="80" w:type="dxa"/>
+            </w:tcMar>
+            <w:tcMar>
+              <w:top w:w="40" w:type="dxa"/>
+              <w:bottom w:w="40" w:type="dxa"/>
+              <w:start w:w="80" w:type="dxa"/>
+              <w:end w:w="80" w:type="dxa"/>
+            </w:tcMar>
+          </w:tcPr>
+          <w:p>
+            <w:r/>
+            <w:r>
+              <w:rPr>
+                <w:rFonts w:ascii="Arial" w:hAnsi="Arial"/>
+                <w:b/>
+                <w:i w:val="0"/>
+                <w:sz w:val="22"/>
+              </w:rPr>
+              <w:t>2</w:t>
+            </w:r>
+          </w:p>
+        </w:tc>
+      </w:tr>
+      <w:tr>
+        <w:tc>
+          <w:tcPr>
+            <w:tcW w:type="dxa" w:w="2551"/>
+            <w:tcMar>
+              <w:top w:w="40" w:type="dxa"/>
+              <w:bottom w:w="40" w:type="dxa"/>
+              <w:start w:w="80" w:type="dxa"/>
+              <w:end w:w="80" w:type="dxa"/>
+            </w:tcMar>
+          </w:tcPr>
+          <w:p>
+            <w:r/>
+            <w:r>
+              <w:rPr>
+                <w:rFonts w:ascii="Arial" w:hAnsi="Arial"/>
+                <w:b/>
+                <w:sz w:val="22"/>
+              </w:rPr>
+              <w:t xml:space="preserve">NO. DAN TAJUK KEBOLEHAN TERAS / </w:t>
+            </w:r>
+            <w:r>
+              <w:rPr>
+                <w:rFonts w:ascii="Arial" w:hAnsi="Arial"/>
+                <w:b/>
+                <w:i/>
+                <w:sz w:val="22"/>
+              </w:rPr>
+              <w:t>CORE ABILITY NO. AND TITLE</w:t>
+            </w:r>
+          </w:p>
+        </w:tc>
+        <w:tc>
+          <w:tcPr>
+            <w:tcW w:type="dxa" w:w="2268"/>
+            <w:gridSpan w:val="2"/>
+            <w:tcMar>
+              <w:top w:w="40" w:type="dxa"/>
+              <w:bottom w:w="40" w:type="dxa"/>
+              <w:start w:w="80" w:type="dxa"/>
+              <w:end w:w="80" w:type="dxa"/>
+            </w:tcMar>
+            <w:tcMar>
+              <w:top w:w="40" w:type="dxa"/>
+              <w:bottom w:w="40" w:type="dxa"/>
+              <w:start w:w="80" w:type="dxa"/>
+              <w:end w:w="80" w:type="dxa"/>
+            </w:tcMar>
+          </w:tcPr>
+          <w:p>
+            <w:r/>
+            <w:r>
+              <w:rPr>
+                <w:rFonts w:ascii="Arial" w:hAnsi="Arial"/>
+                <w:b/>
+                <w:i w:val="0"/>
+                <w:sz w:val="22"/>
+              </w:rPr>
+              <w:t>CA04 HEALTH, SAFETY AND ENVIRONMENTAL ADAPTATION</w:t>
+            </w:r>
+          </w:p>
+        </w:tc>
+      </w:tr>
+      <w:tr>
+        <w:tc>
+          <w:tcPr>
+            <w:tcW w:type="dxa" w:w="2551"/>
+            <w:tcMar>
+              <w:top w:w="40" w:type="dxa"/>
+              <w:bottom w:w="40" w:type="dxa"/>
+              <w:start w:w="80" w:type="dxa"/>
+              <w:end w:w="80" w:type="dxa"/>
+            </w:tcMar>
+          </w:tcPr>
+          <w:p>
+            <w:r/>
+            <w:r>
+              <w:rPr>
+                <w:rFonts w:ascii="Arial" w:hAnsi="Arial"/>
+                <w:b/>
+                <w:sz w:val="22"/>
+              </w:rPr>
+              <w:t xml:space="preserve">NO. DAN PENYATAAN KEBOLEHAN / </w:t>
+            </w:r>
+            <w:r>
+              <w:rPr>
+                <w:rFonts w:ascii="Arial" w:hAnsi="Arial"/>
+                <w:b/>
+                <w:i/>
+                <w:sz w:val="22"/>
+              </w:rPr>
+              <w:t>ABILITY NO. AND STATEMENT</w:t>
+            </w:r>
+          </w:p>
+        </w:tc>
+        <w:tc>
+          <w:tcPr>
+            <w:tcW w:type="dxa" w:w="2268"/>
+            <w:gridSpan w:val="2"/>
+            <w:tcMar>
+              <w:top w:w="40" w:type="dxa"/>
+              <w:bottom w:w="40" w:type="dxa"/>
+              <w:start w:w="80" w:type="dxa"/>
+              <w:end w:w="80" w:type="dxa"/>
+            </w:tcMar>
+            <w:tcMar>
+              <w:top w:w="40" w:type="dxa"/>
+              <w:bottom w:w="40" w:type="dxa"/>
+              <w:start w:w="80" w:type="dxa"/>
+              <w:end w:w="80" w:type="dxa"/>
+            </w:tcMar>
+          </w:tcPr>
+          <w:p>
+            <w:r/>
+            <w:r>
+              <w:rPr>
+                <w:rFonts w:ascii="Arial" w:hAnsi="Arial"/>
+                <w:b/>
+                <w:i w:val="0"/>
+                <w:sz w:val="22"/>
+              </w:rPr>
+              <w:t>04.01 DEMONSTRATE HEALTH COMPLIANCE / 04.02 DEMONSTRATE SAFETY COMPLIANCE / 04.03 DEMONSTRATE ENVIRONMENTAL COMPLIANCE</w:t>
+            </w:r>
+          </w:p>
+        </w:tc>
+      </w:tr>
+      <w:tr>
+        <w:tc>
+          <w:tcPr>
+            <w:tcW w:type="dxa" w:w="2551"/>
+            <w:tcMar>
+              <w:top w:w="40" w:type="dxa"/>
+              <w:bottom w:w="40" w:type="dxa"/>
+              <w:start w:w="80" w:type="dxa"/>
+              <w:end w:w="80" w:type="dxa"/>
+            </w:tcMar>
+          </w:tcPr>
+          <w:p>
+            <w:r/>
+            <w:r>
+              <w:rPr>
+                <w:rFonts w:ascii="Arial" w:hAnsi="Arial"/>
+                <w:b/>
+                <w:sz w:val="22"/>
+              </w:rPr>
+              <w:t xml:space="preserve">NO. KOD / </w:t>
+            </w:r>
+            <w:r>
+              <w:rPr>
+                <w:rFonts w:ascii="Arial" w:hAnsi="Arial"/>
+                <w:b/>
+                <w:i/>
+                <w:sz w:val="22"/>
+              </w:rPr>
+              <w:t>CODE NO.</w:t>
+            </w:r>
+          </w:p>
+        </w:tc>
+        <w:tc>
+          <w:tcPr>
+            <w:tcW w:type="dxa" w:w="4819"/>
+            <w:tcMar>
+              <w:top w:w="40" w:type="dxa"/>
+              <w:bottom w:w="40" w:type="dxa"/>
+              <w:start w:w="80" w:type="dxa"/>
+              <w:end w:w="80" w:type="dxa"/>
+            </w:tcMar>
+          </w:tcPr>
+          <w:p>
+            <w:r/>
+            <w:r>
+              <w:rPr>
+                <w:rFonts w:ascii="Arial" w:hAnsi="Arial"/>
+                <w:b/>
+                <w:i w:val="0"/>
+                <w:sz w:val="22"/>
+              </w:rPr>
+              <w:t>Z-009-2:2015-M04/P(3/5)</w:t>
+            </w:r>
+          </w:p>
+        </w:tc>
+        <w:tc>
+          <w:tcPr>
+            <w:tcW w:type="dxa" w:w="2268"/>
+            <w:tcMar>
+              <w:top w:w="40" w:type="dxa"/>
+              <w:bottom w:w="40" w:type="dxa"/>
+              <w:start w:w="80" w:type="dxa"/>
+              <w:end w:w="80" w:type="dxa"/>
+            </w:tcMar>
+          </w:tcPr>
+          <w:p>
+            <w:r/>
+            <w:r>
+              <w:rPr>
+                <w:rFonts w:ascii="Arial" w:hAnsi="Arial"/>
+                <w:b/>
+                <w:sz w:val="22"/>
+              </w:rPr>
+              <w:t xml:space="preserve">Mukasurat / </w:t>
+            </w:r>
+            <w:r>
+              <w:rPr>
+                <w:rFonts w:ascii="Arial" w:hAnsi="Arial"/>
+                <w:b/>
+                <w:i/>
+                <w:sz w:val="22"/>
+              </w:rPr>
+              <w:t>Page</w:t>
+            </w:r>
+            <w:r>
+              <w:rPr>
+                <w:rFonts w:ascii="Arial" w:hAnsi="Arial"/>
+                <w:b/>
+                <w:sz w:val="22"/>
+              </w:rPr>
+              <w:t xml:space="preserve"> : </w:t>
+            </w:r>
+            <w:r>
+              <w:rPr>
+                <w:rFonts w:ascii="Arial" w:hAnsi="Arial"/>
+                <w:b/>
+                <w:sz w:val="22"/>
+              </w:rPr>
+              <w:fldChar w:fldCharType="begin"/>
+              <w:instrText xml:space="preserve">PAGE</w:instrText>
+              <w:fldChar w:fldCharType="separate"/>
+              <w:t>1</w:t>
+              <w:fldChar w:fldCharType="end"/>
+            </w:r>
+          </w:p>
+          <w:p>
+            <w:r>
+              <w:rPr>
+                <w:rFonts w:ascii="Arial" w:hAnsi="Arial"/>
+                <w:b/>
+                <w:sz w:val="22"/>
+              </w:rPr>
+              <w:t xml:space="preserve">Drpd / </w:t>
+            </w:r>
+            <w:r>
+              <w:rPr>
+                <w:rFonts w:ascii="Arial" w:hAnsi="Arial"/>
+                <w:b/>
+                <w:i/>
+                <w:sz w:val="22"/>
+              </w:rPr>
+              <w:t>of</w:t>
+            </w:r>
+            <w:r>
+              <w:rPr>
+                <w:rFonts w:ascii="Arial" w:hAnsi="Arial"/>
+                <w:b/>
+                <w:sz w:val="22"/>
+              </w:rPr>
+              <w:t xml:space="preserve"> : </w:t>
+            </w:r>
+            <w:r>
+              <w:rPr>
+                <w:rFonts w:ascii="Arial" w:hAnsi="Arial"/>
+                <w:b/>
+                <w:sz w:val="22"/>
+              </w:rPr>
+              <w:fldChar w:fldCharType="begin"/>
+              <w:instrText xml:space="preserve">NUMPAGES</w:instrText>
+              <w:fldChar w:fldCharType="separate"/>
+              <w:t>1</w:t>
+              <w:fldChar w:fldCharType="end"/>
+            </w:r>
+          </w:p>
+        </w:tc>
+      </w:tr>
+    </w:tbl>
+    <w:p/>
     <w:p>
+      <w:pPr>
+        <w:spacing w:line="276" w:lineRule="auto" w:after="120"/>
+        <w:jc w:val="left"/>
+      </w:pPr>
       <w:r>
         <w:rPr>
-          <w:rFonts w:ascii="Arial" w:hAnsi="Arial"/>
+          <w:rFonts w:ascii="Arial" w:hAnsi="Arial" w:cs="Arial"/>
           <w:b/>
-          <w:sz w:val="24"/>
+          <w:color w:val="000000"/>
+          <w:sz w:val="22"/>
         </w:rPr>
         <w:t>TAJUK</w:t>
       </w:r>
       <w:r>
         <w:rPr>
-          <w:rFonts w:ascii="Arial" w:hAnsi="Arial"/>
+          <w:rFonts w:ascii="Arial" w:hAnsi="Arial" w:cs="Arial"/>
           <w:b/>
-          <w:sz w:val="24"/>
+          <w:color w:val="000000"/>
+          <w:sz w:val="22"/>
         </w:rPr>
         <w:t>/</w:t>
       </w:r>
       <w:r>
         <w:rPr>
-          <w:rFonts w:ascii="Arial" w:hAnsi="Arial"/>
+          <w:rFonts w:ascii="Arial" w:hAnsi="Arial" w:cs="Arial"/>
           <w:b/>
           <w:i/>
-          <w:sz w:val="24"/>
+          <w:color w:val="000000"/>
+          <w:sz w:val="22"/>
         </w:rPr>
         <w:t>TITLE</w:t>
       </w:r>
       <w:r>
         <w:rPr>
-          <w:rFonts w:ascii="Arial" w:hAnsi="Arial"/>
+          <w:rFonts w:ascii="Arial" w:hAnsi="Arial" w:cs="Arial"/>
           <w:b/>
-          <w:sz w:val="24"/>
+          <w:color w:val="000000"/>
+          <w:sz w:val="22"/>
         </w:rPr>
         <w:t>:</w:t>
       </w:r>
       <w:r>
+        <w:rPr>
+          <w:rFonts w:ascii="Arial" w:hAnsi="Arial" w:cs="Arial"/>
+          <w:color w:val="000000"/>
+          <w:sz w:val="22"/>
+        </w:rPr>
         <w:t xml:space="preserve">  </w:t>
       </w:r>
       <w:r>
         <w:rPr>
-          <w:rFonts w:ascii="Arial" w:hAnsi="Arial"/>
+          <w:rFonts w:ascii="Arial" w:hAnsi="Arial" w:cs="Arial"/>
           <w:b/>
-          <w:sz w:val="24"/>
+          <w:i w:val="0"/>
+          <w:color w:val="000000"/>
+          <w:sz w:val="22"/>
         </w:rPr>
         <w:t>SAFE MACHINE OPERATION APPLICATION (Aplikasi Operasi Jentera Selamat)</w:t>
       </w:r>
     </w:p>
     <w:p/>
     <w:p>
+      <w:pPr>
+        <w:spacing w:line="276" w:lineRule="auto" w:after="120"/>
+        <w:jc w:val="left"/>
+      </w:pPr>
       <w:r>
         <w:rPr>
-          <w:rFonts w:ascii="Arial" w:hAnsi="Arial"/>
+          <w:rFonts w:ascii="Arial" w:hAnsi="Arial" w:cs="Arial"/>
           <w:b/>
-          <w:sz w:val="24"/>
+          <w:color w:val="000000"/>
+          <w:sz w:val="22"/>
         </w:rPr>
         <w:t>TUJUAN</w:t>
       </w:r>
       <w:r>
         <w:rPr>
-          <w:rFonts w:ascii="Arial" w:hAnsi="Arial"/>
+          <w:rFonts w:ascii="Arial" w:hAnsi="Arial" w:cs="Arial"/>
           <w:b/>
-          <w:sz w:val="24"/>
+          <w:color w:val="000000"/>
+          <w:sz w:val="22"/>
         </w:rPr>
         <w:t>/</w:t>
       </w:r>
       <w:r>
         <w:rPr>
-          <w:rFonts w:ascii="Arial" w:hAnsi="Arial"/>
+          <w:rFonts w:ascii="Arial" w:hAnsi="Arial" w:cs="Arial"/>
           <w:b/>
           <w:i/>
-          <w:sz w:val="24"/>
+          <w:color w:val="000000"/>
+          <w:sz w:val="22"/>
         </w:rPr>
         <w:t>PURPOSE</w:t>
       </w:r>
       <w:r>
         <w:rPr>
-          <w:rFonts w:ascii="Arial" w:hAnsi="Arial"/>
+          <w:rFonts w:ascii="Arial" w:hAnsi="Arial" w:cs="Arial"/>
           <w:b/>
-          <w:sz w:val="24"/>
+          <w:color w:val="000000"/>
+          <w:sz w:val="22"/>
         </w:rPr>
         <w:t>:</w:t>
       </w:r>
@@ -87,49 +689,59 @@
     <w:p/>
     <w:p>
       <w:pPr>
-        <w:spacing w:after="160"/>
+        <w:spacing w:after="120" w:line="276" w:lineRule="auto"/>
+        <w:jc w:val="left"/>
       </w:pPr>
       <w:r>
         <w:rPr>
-          <w:rFonts w:ascii="Arial" w:hAnsi="Arial"/>
+          <w:rFonts w:ascii="Arial" w:hAnsi="Arial" w:cs="Arial"/>
           <w:b w:val="0"/>
           <w:i w:val="0"/>
+          <w:color w:val="000000"/>
           <w:sz w:val="22"/>
         </w:rPr>
         <w:t>Kertas Penerangan ini bertujuan menerangkan kebolehan menunjukkan tahap kefahaman dalam adaptasi Kesihatan, Keselamatan dan Alam Sekitar (HSE) serta mengaplikasikannya kepada aktiviti kerja. Individu yang kompeten dalam CA ini mesti dapat beradaptasi dengan HSE dengan melaksanakan tugasnya sambil mematuhi Peraturan dan Undang-undang Kesihatan, Keselamatan dan Alam Sekitar.</w:t>
       </w:r>
     </w:p>
     <w:p>
+      <w:pPr>
+        <w:spacing w:line="276" w:lineRule="auto" w:after="120"/>
+        <w:jc w:val="left"/>
+      </w:pPr>
       <w:r>
         <w:rPr>
-          <w:rFonts w:ascii="Arial" w:hAnsi="Arial"/>
+          <w:rFonts w:ascii="Arial" w:hAnsi="Arial" w:cs="Arial"/>
           <w:b/>
-          <w:sz w:val="24"/>
+          <w:color w:val="000000"/>
+          <w:sz w:val="22"/>
         </w:rPr>
         <w:t>PENERANGAN</w:t>
       </w:r>
       <w:r>
         <w:rPr>
-          <w:rFonts w:ascii="Arial" w:hAnsi="Arial"/>
+          <w:rFonts w:ascii="Arial" w:hAnsi="Arial" w:cs="Arial"/>
           <w:b/>
-          <w:sz w:val="24"/>
+          <w:color w:val="000000"/>
+          <w:sz w:val="22"/>
         </w:rPr>
         <w:t>/</w:t>
       </w:r>
       <w:r>
         <w:rPr>
-          <w:rFonts w:ascii="Arial" w:hAnsi="Arial"/>
+          <w:rFonts w:ascii="Arial" w:hAnsi="Arial" w:cs="Arial"/>
           <w:b/>
           <w:i/>
-          <w:sz w:val="24"/>
+          <w:color w:val="000000"/>
+          <w:sz w:val="22"/>
         </w:rPr>
         <w:t>INFORMATION</w:t>
       </w:r>
       <w:r>
         <w:rPr>
-          <w:rFonts w:ascii="Arial" w:hAnsi="Arial"/>
+          <w:rFonts w:ascii="Arial" w:hAnsi="Arial" w:cs="Arial"/>
           <w:b/>
-          <w:sz w:val="24"/>
+          <w:color w:val="000000"/>
+          <w:sz w:val="22"/>
         </w:rPr>
         <w:t>:</w:t>
       </w:r>
@@ -137,27 +749,31 @@
     <w:p/>
     <w:p>
       <w:pPr>
-        <w:spacing w:before="200"/>
+        <w:spacing w:before="200" w:line="276" w:lineRule="auto" w:after="120"/>
+        <w:jc w:val="left"/>
       </w:pPr>
       <w:r>
         <w:rPr>
-          <w:rFonts w:ascii="Arial" w:hAnsi="Arial"/>
+          <w:rFonts w:ascii="Arial" w:hAnsi="Arial" w:cs="Arial"/>
           <w:b/>
           <w:i w:val="0"/>
-          <w:sz w:val="24"/>
+          <w:color w:val="000000"/>
+          <w:sz w:val="22"/>
         </w:rPr>
         <w:t>1.0 Introduction To Training And Supervision Of Machine Operators (Pengenalan Kepada Latihan Dan Penyeliaan Operator Jentera)</w:t>
       </w:r>
     </w:p>
     <w:p>
       <w:pPr>
-        <w:spacing w:after="160"/>
+        <w:spacing w:after="120" w:line="276" w:lineRule="auto"/>
+        <w:jc w:val="left"/>
       </w:pPr>
       <w:r>
         <w:rPr>
-          <w:rFonts w:ascii="Arial" w:hAnsi="Arial"/>
+          <w:rFonts w:ascii="Arial" w:hAnsi="Arial" w:cs="Arial"/>
           <w:b w:val="0"/>
           <w:i w:val="0"/>
+          <w:color w:val="000000"/>
           <w:sz w:val="22"/>
         </w:rPr>
         <w:t>Majikan atau orang yang mengawal tempat kerja tidak boleh membenarkan sesiapa menggunakan sesuatu jentera melainkan mereka telah dilatih mengenai: i. bahaya sebenar dan berpotensi jentera tersebut; ii. semua langkah berjaga-jaga yang perlu diambil. Melainkan operator jentera boleh mengendalikan jentera dengan selamat, majikan atau orang yang mengawal hendaklah menyelia rapat operator tersebut oleh seseorang yang mahir.</w:t>
@@ -165,13 +781,15 @@
     </w:p>
     <w:p>
       <w:pPr>
-        <w:spacing w:after="160"/>
+        <w:spacing w:after="120" w:line="276" w:lineRule="auto"/>
+        <w:jc w:val="left"/>
       </w:pPr>
       <w:r>
         <w:rPr>
-          <w:rFonts w:ascii="Arial" w:hAnsi="Arial"/>
+          <w:rFonts w:ascii="Arial" w:hAnsi="Arial" w:cs="Arial"/>
           <w:b w:val="0"/>
           <w:i w:val="0"/>
+          <w:color w:val="000000"/>
           <w:sz w:val="22"/>
         </w:rPr>
         <w:t>Pekerja mesti diselia dan dilatih oleh orang yang kompeten. Apabila melatih seseorang menggunakan jentera, jurulatih mesti menerangkan: i. cara memeriksa dan melaraskan jentera sebelum menghidupkannya; ii. cara menghentikan dan menghidupkan jentera; iii. cara jentera berfungsi; iv. apa yang jentera lakukan; v. lokasi dan operasi kawalan lain; vi. bahaya sebenar dan berpotensi serta cara mengawalnya; vii. tujuan pengawal (guards) dan peranti keselamatan lain; viii. penggunaan dan pelarasan pengawal yang betul; ix. kaedah kerja yang betul digunakan; x. cara mengenali kerosakan yang boleh menyebabkan bahaya; xi. had dan keupayaan jentera; xii. prosedur kecemasan.</w:t>
@@ -179,13 +797,15 @@
     </w:p>
     <w:p>
       <w:pPr>
-        <w:spacing w:after="160"/>
+        <w:spacing w:after="120" w:line="276" w:lineRule="auto"/>
+        <w:jc w:val="left"/>
       </w:pPr>
       <w:r>
         <w:rPr>
-          <w:rFonts w:ascii="Arial" w:hAnsi="Arial"/>
+          <w:rFonts w:ascii="Arial" w:hAnsi="Arial" w:cs="Arial"/>
           <w:b w:val="0"/>
           <w:i w:val="0"/>
+          <w:color w:val="000000"/>
           <w:sz w:val="22"/>
         </w:rPr>
         <w:t>Arahan pengeluar hendaklah diambil kira semasa membangunkan program latihan untuk operator.</w:t>
@@ -193,22 +813,25 @@
     </w:p>
     <w:p>
       <w:pPr>
-        <w:spacing w:after="160"/>
+        <w:spacing w:after="120" w:line="276" w:lineRule="auto"/>
+        <w:jc w:val="left"/>
       </w:pPr>
       <w:r>
         <w:rPr>
-          <w:rFonts w:ascii="Arial" w:hAnsi="Arial"/>
+          <w:rFonts w:ascii="Arial" w:hAnsi="Arial" w:cs="Arial"/>
           <w:b w:val="0"/>
           <w:i/>
+          <w:color w:val="000000"/>
           <w:sz w:val="22"/>
         </w:rPr>
         <w:t>Contoh studio:</w:t>
       </w:r>
       <w:r>
         <w:rPr>
-          <w:rFonts w:ascii="Arial" w:hAnsi="Arial"/>
+          <w:rFonts w:ascii="Arial" w:hAnsi="Arial" w:cs="Arial"/>
           <w:b w:val="0"/>
           <w:i w:val="0"/>
+          <w:color w:val="000000"/>
           <w:sz w:val="22"/>
         </w:rPr>
         <w:t xml:space="preserve"> Sebelum seorang editor baharu dibenarkan mengendalikan color grading suite atau audio mixing console studio, Head of Post wajib memberikan taklimat mengenai fungsi setiap kawalan, cara memulakan/menutup sistem dengan selamat, had keupayaan peralatan (contoh: had voltan power conditioner), dan prosedur jika berlaku kegagalan sistem semasa sesi grading langsung dengan klien.</w:t>
@@ -216,27 +839,31 @@
     </w:p>
     <w:p>
       <w:pPr>
-        <w:spacing w:before="200"/>
+        <w:spacing w:before="200" w:line="276" w:lineRule="auto" w:after="120"/>
+        <w:jc w:val="left"/>
       </w:pPr>
       <w:r>
         <w:rPr>
-          <w:rFonts w:ascii="Arial" w:hAnsi="Arial"/>
+          <w:rFonts w:ascii="Arial" w:hAnsi="Arial" w:cs="Arial"/>
           <w:b/>
           <w:i w:val="0"/>
-          <w:sz w:val="24"/>
+          <w:color w:val="000000"/>
+          <w:sz w:val="22"/>
         </w:rPr>
         <w:t>2.0 Use of Machinery – The Employee (Penggunaan Jentera – Pekerja)</w:t>
       </w:r>
     </w:p>
     <w:p>
       <w:pPr>
-        <w:spacing w:after="160"/>
+        <w:spacing w:after="120" w:line="276" w:lineRule="auto"/>
+        <w:jc w:val="left"/>
       </w:pPr>
       <w:r>
         <w:rPr>
-          <w:rFonts w:ascii="Arial" w:hAnsi="Arial"/>
+          <w:rFonts w:ascii="Arial" w:hAnsi="Arial" w:cs="Arial"/>
           <w:b w:val="0"/>
           <w:i w:val="0"/>
+          <w:color w:val="000000"/>
           <w:sz w:val="22"/>
         </w:rPr>
         <w:t>Apabila menggunakan jentera, seorang pekerja bertanggungjawab terhadap: i. keselamatan dan kesihatan dirinya sendiri; ii. tidak mencederakan orang lain melalui tindakan atau tidak bertindaknya; iii. mengikut prosedur kerja selamat yang ditetapkan majikan; iv. mengenal pasti dan melaporkan bahaya — dan mengawalnya di mana mungkin; v. menggunakan semua pengawal (guarding); vi. menjaga kawasan kerja sentiasa bersih, kemas dan teratur; vii. memakai dan menggunakan semua peralatan dan pakaian perlindungan; viii. memaklumkan penyelia mengenai sebarang kerosakan jentera atau keperluan penyelenggaraan; ix. memberitahu penyelia mengenai sebarang penyakit atau keadaan yang boleh menghalang atau mengehadkan keupayaannya bekerja dengan jentera — bagi menjaga keselamatan orang lain dan membantu penyelia mengagihkan kerja.</w:t>
@@ -244,13 +871,15 @@
     </w:p>
     <w:p>
       <w:pPr>
-        <w:spacing w:after="160"/>
+        <w:spacing w:after="120" w:line="276" w:lineRule="auto"/>
+        <w:jc w:val="left"/>
       </w:pPr>
       <w:r>
         <w:rPr>
-          <w:rFonts w:ascii="Arial" w:hAnsi="Arial"/>
+          <w:rFonts w:ascii="Arial" w:hAnsi="Arial" w:cs="Arial"/>
           <w:b w:val="0"/>
           <w:i w:val="0"/>
+          <w:color w:val="000000"/>
           <w:sz w:val="22"/>
         </w:rPr>
         <w:t>Operator jentera hendaklah: i. memeriksa jentera yang digunakan dalam keadaan berfungsi baik; ii. melaporkan segera sebarang masalah kepada penyelia; iii. menggunakan sebarang peranti keselamatan, pengawal, aksesori dan kaedah lain yang menjadikan jentera selamat.</w:t>
@@ -258,13 +887,15 @@
     </w:p>
     <w:p>
       <w:pPr>
-        <w:spacing w:after="160"/>
+        <w:spacing w:after="120" w:line="276" w:lineRule="auto"/>
+        <w:jc w:val="left"/>
       </w:pPr>
       <w:r>
         <w:rPr>
-          <w:rFonts w:ascii="Arial" w:hAnsi="Arial"/>
+          <w:rFonts w:ascii="Arial" w:hAnsi="Arial" w:cs="Arial"/>
           <w:b w:val="0"/>
           <w:i w:val="0"/>
+          <w:color w:val="000000"/>
           <w:sz w:val="22"/>
         </w:rPr>
         <w:t>Di mana terdapat risiko terperangkap (entanglement) dengan jentera, orang hendaklah: i. mengikat rambut panjang rapat ke kepala; ii. tidak memakai pakaian longgar.</w:t>
@@ -272,22 +903,25 @@
     </w:p>
     <w:p>
       <w:pPr>
-        <w:spacing w:after="160"/>
+        <w:spacing w:after="120" w:line="276" w:lineRule="auto"/>
+        <w:jc w:val="left"/>
       </w:pPr>
       <w:r>
         <w:rPr>
-          <w:rFonts w:ascii="Arial" w:hAnsi="Arial"/>
+          <w:rFonts w:ascii="Arial" w:hAnsi="Arial" w:cs="Arial"/>
           <w:b w:val="0"/>
           <w:i/>
+          <w:color w:val="000000"/>
           <w:sz w:val="22"/>
         </w:rPr>
         <w:t>Contoh studio:</w:t>
       </w:r>
       <w:r>
         <w:rPr>
-          <w:rFonts w:ascii="Arial" w:hAnsi="Arial"/>
+          <w:rFonts w:ascii="Arial" w:hAnsi="Arial" w:cs="Arial"/>
           <w:b w:val="0"/>
           <w:i w:val="0"/>
+          <w:color w:val="000000"/>
           <w:sz w:val="22"/>
         </w:rPr>
         <w:t xml:space="preserve"> Editor yang mengendalikan reel-to-reel deck lama atau motorized camera slider di studio wajib mengikat rambut panjang dan tidak memakai selendang/tali longgar yang boleh terperangkap dalam mekanisme bergerak — prinsip sama seperti operator jentera kilang walaupun peralatan lebih kecil dan senyap.</w:t>
@@ -295,27 +929,31 @@
     </w:p>
     <w:p>
       <w:pPr>
-        <w:spacing w:before="200"/>
+        <w:spacing w:before="200" w:line="276" w:lineRule="auto" w:after="120"/>
+        <w:jc w:val="left"/>
       </w:pPr>
       <w:r>
         <w:rPr>
-          <w:rFonts w:ascii="Arial" w:hAnsi="Arial"/>
+          <w:rFonts w:ascii="Arial" w:hAnsi="Arial" w:cs="Arial"/>
           <w:b/>
           <w:i w:val="0"/>
-          <w:sz w:val="24"/>
+          <w:color w:val="000000"/>
+          <w:sz w:val="22"/>
         </w:rPr>
         <w:t>3.0 Requirements for Safeguards (Keperluan Pengawal Keselamatan)</w:t>
       </w:r>
     </w:p>
     <w:p>
       <w:pPr>
-        <w:spacing w:after="160"/>
+        <w:spacing w:after="120" w:line="276" w:lineRule="auto"/>
+        <w:jc w:val="left"/>
       </w:pPr>
       <w:r>
         <w:rPr>
-          <w:rFonts w:ascii="Arial" w:hAnsi="Arial"/>
+          <w:rFonts w:ascii="Arial" w:hAnsi="Arial" w:cs="Arial"/>
           <w:b w:val="0"/>
           <w:i w:val="0"/>
+          <w:color w:val="000000"/>
           <w:sz w:val="22"/>
         </w:rPr>
         <w:t>Pengawal keselamatan mesti memenuhi keperluan am minimum berikut untuk melindungi pekerja daripada bahaya mekanikal:</w:t>
@@ -323,22 +961,25 @@
     </w:p>
     <w:p>
       <w:pPr>
-        <w:spacing w:after="160"/>
+        <w:spacing w:after="120" w:line="276" w:lineRule="auto"/>
+        <w:jc w:val="left"/>
       </w:pPr>
       <w:r>
         <w:rPr>
-          <w:rFonts w:ascii="Arial" w:hAnsi="Arial"/>
+          <w:rFonts w:ascii="Arial" w:hAnsi="Arial" w:cs="Arial"/>
           <w:b/>
           <w:i w:val="0"/>
+          <w:color w:val="000000"/>
           <w:sz w:val="22"/>
         </w:rPr>
         <w:t>Mencegah sentuhan (Prevent contact).</w:t>
       </w:r>
       <w:r>
         <w:rPr>
-          <w:rFonts w:ascii="Arial" w:hAnsi="Arial"/>
+          <w:rFonts w:ascii="Arial" w:hAnsi="Arial" w:cs="Arial"/>
           <w:b w:val="0"/>
           <w:i w:val="0"/>
+          <w:color w:val="000000"/>
           <w:sz w:val="22"/>
         </w:rPr>
         <w:t xml:space="preserve"> Pengawal mesti mencegah tangan, lengan atau mana-mana bahagian badan atau pakaian pekerja daripada bersentuh dengan bahagian bergerak berbahaya dengan menghapuskan kemungkinan operator atau pekerja lain meletakkan bahagian badan berhampiran bahagian bergerak berbahaya.</w:t>
@@ -346,22 +987,25 @@
     </w:p>
     <w:p>
       <w:pPr>
-        <w:spacing w:after="160"/>
+        <w:spacing w:after="120" w:line="276" w:lineRule="auto"/>
+        <w:jc w:val="left"/>
       </w:pPr>
       <w:r>
         <w:rPr>
-          <w:rFonts w:ascii="Arial" w:hAnsi="Arial"/>
+          <w:rFonts w:ascii="Arial" w:hAnsi="Arial" w:cs="Arial"/>
           <w:b/>
           <w:i w:val="0"/>
+          <w:color w:val="000000"/>
           <w:sz w:val="22"/>
         </w:rPr>
         <w:t>Menyediakan keselamatan (Provide security).</w:t>
       </w:r>
       <w:r>
         <w:rPr>
-          <w:rFonts w:ascii="Arial" w:hAnsi="Arial"/>
+          <w:rFonts w:ascii="Arial" w:hAnsi="Arial" w:cs="Arial"/>
           <w:b w:val="0"/>
           <w:i w:val="0"/>
+          <w:color w:val="000000"/>
           <w:sz w:val="22"/>
         </w:rPr>
         <w:t xml:space="preserve"> Pekerja tidak boleh dengan mudah menanggalkan atau mengganggu pengawal. Pengawal dan peranti keselamatan hendaklah diperbuat daripada bahan tahan lasak dan dipasang kukuh pada jentera.</w:t>
@@ -369,22 +1013,25 @@
     </w:p>
     <w:p>
       <w:pPr>
-        <w:spacing w:after="160"/>
+        <w:spacing w:after="120" w:line="276" w:lineRule="auto"/>
+        <w:jc w:val="left"/>
       </w:pPr>
       <w:r>
         <w:rPr>
-          <w:rFonts w:ascii="Arial" w:hAnsi="Arial"/>
+          <w:rFonts w:ascii="Arial" w:hAnsi="Arial" w:cs="Arial"/>
           <w:b/>
           <w:i w:val="0"/>
+          <w:color w:val="000000"/>
           <w:sz w:val="22"/>
         </w:rPr>
         <w:t>Melindungi daripada objek jatuh (Protect from falling objects).</w:t>
       </w:r>
       <w:r>
         <w:rPr>
-          <w:rFonts w:ascii="Arial" w:hAnsi="Arial"/>
+          <w:rFonts w:ascii="Arial" w:hAnsi="Arial" w:cs="Arial"/>
           <w:b w:val="0"/>
           <w:i w:val="0"/>
+          <w:color w:val="000000"/>
           <w:sz w:val="22"/>
         </w:rPr>
         <w:t xml:space="preserve"> Pengawal hendaklah memastikan tiada objek boleh jatuh ke dalam bahagian bergerak dan merosakkan peralatan atau menjadi projektil yang boleh mencederakan seseorang.</w:t>
@@ -392,22 +1039,25 @@
     </w:p>
     <w:p>
       <w:pPr>
-        <w:spacing w:after="160"/>
+        <w:spacing w:after="120" w:line="276" w:lineRule="auto"/>
+        <w:jc w:val="left"/>
       </w:pPr>
       <w:r>
         <w:rPr>
-          <w:rFonts w:ascii="Arial" w:hAnsi="Arial"/>
+          <w:rFonts w:ascii="Arial" w:hAnsi="Arial" w:cs="Arial"/>
           <w:b/>
           <w:i w:val="0"/>
+          <w:color w:val="000000"/>
           <w:sz w:val="22"/>
         </w:rPr>
         <w:t>Tidak mewujudkan bahaya baharu (Not create new hazards).</w:t>
       </w:r>
       <w:r>
         <w:rPr>
-          <w:rFonts w:ascii="Arial" w:hAnsi="Arial"/>
+          <w:rFonts w:ascii="Arial" w:hAnsi="Arial" w:cs="Arial"/>
           <w:b w:val="0"/>
           <w:i w:val="0"/>
+          <w:color w:val="000000"/>
           <w:sz w:val="22"/>
         </w:rPr>
         <w:t xml:space="preserve"> Pengawal yang mewujudkan bahaya sendiri, seperti titik ricih, tepi tajam atau permukaan tidak siap, menggagalkan tujuannya. Tepi pengawal hendaklah digulung atau dipasang skru untuk menghapuskan tepi tajam.</w:t>
@@ -415,22 +1065,25 @@
     </w:p>
     <w:p>
       <w:pPr>
-        <w:spacing w:after="160"/>
+        <w:spacing w:after="120" w:line="276" w:lineRule="auto"/>
+        <w:jc w:val="left"/>
       </w:pPr>
       <w:r>
         <w:rPr>
-          <w:rFonts w:ascii="Arial" w:hAnsi="Arial"/>
+          <w:rFonts w:ascii="Arial" w:hAnsi="Arial" w:cs="Arial"/>
           <w:b/>
           <w:i w:val="0"/>
+          <w:color w:val="000000"/>
           <w:sz w:val="22"/>
         </w:rPr>
         <w:t>Tidak mewujudkan gangguan (Not create interference).</w:t>
       </w:r>
       <w:r>
         <w:rPr>
-          <w:rFonts w:ascii="Arial" w:hAnsi="Arial"/>
+          <w:rFonts w:ascii="Arial" w:hAnsi="Arial" w:cs="Arial"/>
           <w:b w:val="0"/>
           <w:i w:val="0"/>
+          <w:color w:val="000000"/>
           <w:sz w:val="22"/>
         </w:rPr>
         <w:t xml:space="preserve"> Pengawal yang menghalang pekerja melaksanakan tugas mungkin akan cepat diketepikan atau diabaikan. Jika mungkin, pekerja hendaklah boleh melincirkan jentera tanpa menanggalkan pengawal.</w:t>
@@ -438,22 +1091,25 @@
     </w:p>
     <w:p>
       <w:pPr>
-        <w:spacing w:after="160"/>
+        <w:spacing w:after="120" w:line="276" w:lineRule="auto"/>
+        <w:jc w:val="left"/>
       </w:pPr>
       <w:r>
         <w:rPr>
-          <w:rFonts w:ascii="Arial" w:hAnsi="Arial"/>
+          <w:rFonts w:ascii="Arial" w:hAnsi="Arial" w:cs="Arial"/>
           <w:b w:val="0"/>
           <w:i/>
+          <w:color w:val="000000"/>
           <w:sz w:val="22"/>
         </w:rPr>
         <w:t>Contoh studio:</w:t>
       </w:r>
       <w:r>
         <w:rPr>
-          <w:rFonts w:ascii="Arial" w:hAnsi="Arial"/>
+          <w:rFonts w:ascii="Arial" w:hAnsi="Arial" w:cs="Arial"/>
           <w:b w:val="0"/>
           <w:i w:val="0"/>
+          <w:color w:val="000000"/>
           <w:sz w:val="22"/>
         </w:rPr>
         <w:t xml:space="preserve"> Panel akses pada power distribution unit (PDU) studio direka supaya kru tidak boleh mudah membuka semasa unit sedang beroperasi (menyediakan keselamatan), dan sudut logam pada rig kamera dilapiskan getah supaya tidak menjadi bahaya tepi tajam baharu (tidak mewujudkan bahaya baharu).</w:t>
@@ -461,27 +1117,31 @@
     </w:p>
     <w:p>
       <w:pPr>
-        <w:spacing w:before="200"/>
+        <w:spacing w:before="200" w:line="276" w:lineRule="auto" w:after="120"/>
+        <w:jc w:val="left"/>
       </w:pPr>
       <w:r>
         <w:rPr>
-          <w:rFonts w:ascii="Arial" w:hAnsi="Arial"/>
+          <w:rFonts w:ascii="Arial" w:hAnsi="Arial" w:cs="Arial"/>
           <w:b/>
           <w:i w:val="0"/>
-          <w:sz w:val="24"/>
+          <w:color w:val="000000"/>
+          <w:sz w:val="22"/>
         </w:rPr>
         <w:t>4.0 Safeguard Training (Latihan Pengawal Keselamatan)</w:t>
       </w:r>
     </w:p>
     <w:p>
       <w:pPr>
-        <w:spacing w:after="160"/>
+        <w:spacing w:after="120" w:line="276" w:lineRule="auto"/>
+        <w:jc w:val="left"/>
       </w:pPr>
       <w:r>
         <w:rPr>
-          <w:rFonts w:ascii="Arial" w:hAnsi="Arial"/>
+          <w:rFonts w:ascii="Arial" w:hAnsi="Arial" w:cs="Arial"/>
           <w:b w:val="0"/>
           <w:i w:val="0"/>
+          <w:color w:val="000000"/>
           <w:sz w:val="22"/>
         </w:rPr>
         <w:t>Sistem pengawal keselamatan yang paling canggih pun tidak dapat memberikan perlindungan berkesan melainkan pekerja tahu cara dan sebab menggunakannya. Latihan khusus dan terperinci adalah bahagian penting dalam sebarang usaha melaksanakan pengawalan terhadap bahaya berkaitan jentera. Pengawalan yang betul boleh meningkatkan produktiviti dan kecekapan kerana ia boleh mengurangkan kebimbangan pekerja terhadap kecederaan. Latihan pengawal keselamatan diperlukan bagi operator baharu dan kakitangan penyelenggaraan atau persediaan, apabila pengawal baharu atau diubah suai dipasang, atau apabila pekerja ditugaskan kepada jentera atau operasi baharu; ia perlu melibatkan arahan atau latihan langsung mengenai:</w:t>
@@ -489,13 +1149,15 @@
     </w:p>
     <w:p>
       <w:pPr>
-        <w:spacing w:after="160"/>
+        <w:spacing w:after="120" w:line="276" w:lineRule="auto"/>
+        <w:jc w:val="left"/>
       </w:pPr>
       <w:r>
         <w:rPr>
-          <w:rFonts w:ascii="Arial" w:hAnsi="Arial"/>
+          <w:rFonts w:ascii="Arial" w:hAnsi="Arial" w:cs="Arial"/>
           <w:b w:val="0"/>
           <w:i w:val="0"/>
+          <w:color w:val="000000"/>
           <w:sz w:val="22"/>
         </w:rPr>
         <w:t>i. penerangan dan pengenalpastian bahaya berkaitan jentera tertentu dan pengawal khusus terhadap setiap bahaya;</w:t>
@@ -503,13 +1165,15 @@
     </w:p>
     <w:p>
       <w:pPr>
-        <w:spacing w:after="160"/>
+        <w:spacing w:after="120" w:line="276" w:lineRule="auto"/>
+        <w:jc w:val="left"/>
       </w:pPr>
       <w:r>
         <w:rPr>
-          <w:rFonts w:ascii="Arial" w:hAnsi="Arial"/>
+          <w:rFonts w:ascii="Arial" w:hAnsi="Arial" w:cs="Arial"/>
           <w:b w:val="0"/>
           <w:i w:val="0"/>
+          <w:color w:val="000000"/>
           <w:sz w:val="22"/>
         </w:rPr>
         <w:t>ii. cara pengawal memberikan perlindungan; cara menggunakan pengawal dan sebabnya;</w:t>
@@ -517,13 +1181,15 @@
     </w:p>
     <w:p>
       <w:pPr>
-        <w:spacing w:after="160"/>
+        <w:spacing w:after="120" w:line="276" w:lineRule="auto"/>
+        <w:jc w:val="left"/>
       </w:pPr>
       <w:r>
         <w:rPr>
-          <w:rFonts w:ascii="Arial" w:hAnsi="Arial"/>
+          <w:rFonts w:ascii="Arial" w:hAnsi="Arial" w:cs="Arial"/>
           <w:b w:val="0"/>
           <w:i w:val="0"/>
+          <w:color w:val="000000"/>
           <w:sz w:val="22"/>
         </w:rPr>
         <w:t>iii. cara dan dalam keadaan apa pengawal boleh ditanggalkan, dan oleh siapa (biasanya hanya kakitangan pembaikan atau penyelenggaraan);</w:t>
@@ -531,13 +1197,15 @@
     </w:p>
     <w:p>
       <w:pPr>
-        <w:spacing w:after="160"/>
+        <w:spacing w:after="120" w:line="276" w:lineRule="auto"/>
+        <w:jc w:val="left"/>
       </w:pPr>
       <w:r>
         <w:rPr>
-          <w:rFonts w:ascii="Arial" w:hAnsi="Arial"/>
+          <w:rFonts w:ascii="Arial" w:hAnsi="Arial" w:cs="Arial"/>
           <w:b w:val="0"/>
           <w:i w:val="0"/>
+          <w:color w:val="000000"/>
           <w:sz w:val="22"/>
         </w:rPr>
         <w:t>iv. apa yang perlu dilakukan (contoh: hubungi penyelia) jika pengawal rosak, hilang atau tidak dapat memberikan perlindungan mencukupi.</w:t>
@@ -545,22 +1213,25 @@
     </w:p>
     <w:p>
       <w:pPr>
-        <w:spacing w:after="160"/>
+        <w:spacing w:after="120" w:line="276" w:lineRule="auto"/>
+        <w:jc w:val="left"/>
       </w:pPr>
       <w:r>
         <w:rPr>
-          <w:rFonts w:ascii="Arial" w:hAnsi="Arial"/>
+          <w:rFonts w:ascii="Arial" w:hAnsi="Arial" w:cs="Arial"/>
           <w:b w:val="0"/>
           <w:i/>
+          <w:color w:val="000000"/>
           <w:sz w:val="22"/>
         </w:rPr>
         <w:t>Contoh studio:</w:t>
       </w:r>
       <w:r>
         <w:rPr>
-          <w:rFonts w:ascii="Arial" w:hAnsi="Arial"/>
+          <w:rFonts w:ascii="Arial" w:hAnsi="Arial" w:cs="Arial"/>
           <w:b w:val="0"/>
           <w:i w:val="0"/>
+          <w:color w:val="000000"/>
           <w:sz w:val="22"/>
         </w:rPr>
         <w:t xml:space="preserve"> Sebelum kru baharu dibenarkan mengendalikan jib crane atau motorised camera dolly, mereka menerima latihan khusus mengenai fungsi pengunci keselamatan (safety lock) pada rel dolly dan prosedur melaporkan jika mekanisme brek rosak.</w:t>
@@ -568,27 +1239,31 @@
     </w:p>
     <w:p>
       <w:pPr>
-        <w:spacing w:before="200"/>
+        <w:spacing w:before="200" w:line="276" w:lineRule="auto" w:after="120"/>
+        <w:jc w:val="left"/>
       </w:pPr>
       <w:r>
         <w:rPr>
-          <w:rFonts w:ascii="Arial" w:hAnsi="Arial"/>
+          <w:rFonts w:ascii="Arial" w:hAnsi="Arial" w:cs="Arial"/>
           <w:b/>
           <w:i w:val="0"/>
-          <w:sz w:val="24"/>
+          <w:color w:val="000000"/>
+          <w:sz w:val="22"/>
         </w:rPr>
         <w:t>5.0 Methods Of Machine Safeguarding (Kaedah Pengawalan Jentera)</w:t>
       </w:r>
     </w:p>
     <w:p>
       <w:pPr>
-        <w:spacing w:after="160"/>
+        <w:spacing w:after="120" w:line="276" w:lineRule="auto"/>
+        <w:jc w:val="left"/>
       </w:pPr>
       <w:r>
         <w:rPr>
-          <w:rFonts w:ascii="Arial" w:hAnsi="Arial"/>
+          <w:rFonts w:ascii="Arial" w:hAnsi="Arial" w:cs="Arial"/>
           <w:b w:val="0"/>
           <w:i w:val="0"/>
+          <w:color w:val="000000"/>
           <w:sz w:val="22"/>
         </w:rPr>
         <w:t>Terdapat pelbagai cara mengawal jentera. Jenis operasi, saiz atau bentuk stok, kaedah pengendalian, susun atur fizikal kawasan kerja, jenis bahan dan keperluan atau had pengeluaran akan membantu menentukan kaedah pengawalan yang sesuai bagi setiap jentera. Pereka jentera atau profesional keselamatan mesti memilih pengawal yang paling berkesan dan praktik. Pengawal keselamatan boleh dikategorikan kepada lima klasifikasi am: (1) pengawal (guards), (2) peranti (devices), (3) pemisahan (separation), (4) operasi (operations) dan (5) lain-lain.</w:t>
@@ -596,13 +1271,15 @@
     </w:p>
     <w:p>
       <w:pPr>
-        <w:spacing w:after="160"/>
+        <w:spacing w:after="120" w:line="276" w:lineRule="auto"/>
+        <w:jc w:val="left"/>
       </w:pPr>
       <w:r>
         <w:rPr>
-          <w:rFonts w:ascii="Arial" w:hAnsi="Arial"/>
+          <w:rFonts w:ascii="Arial" w:hAnsi="Arial" w:cs="Arial"/>
           <w:b/>
           <w:i w:val="0"/>
+          <w:color w:val="000000"/>
           <w:sz w:val="22"/>
         </w:rPr>
         <w:t>5.1 Safeguarding with guards (Pengawalan Dengan Pengawal)</w:t>
@@ -610,13 +1287,15 @@
     </w:p>
     <w:p>
       <w:pPr>
-        <w:spacing w:after="160"/>
+        <w:spacing w:after="120" w:line="276" w:lineRule="auto"/>
+        <w:jc w:val="left"/>
       </w:pPr>
       <w:r>
         <w:rPr>
-          <w:rFonts w:ascii="Arial" w:hAnsi="Arial"/>
+          <w:rFonts w:ascii="Arial" w:hAnsi="Arial" w:cs="Arial"/>
           <w:b w:val="0"/>
           <w:i w:val="0"/>
+          <w:color w:val="000000"/>
           <w:sz w:val="22"/>
         </w:rPr>
         <w:t>Terdapat empat jenis am pengawal (halangan yang mencegah akses ke kawasan bahaya):</w:t>
@@ -625,21 +1304,26 @@
     <w:p>
       <w:pPr>
         <w:pStyle w:val="ListBullet"/>
+        <w:spacing w:line="276" w:lineRule="auto" w:after="40"/>
+        <w:ind w:left="357" w:hanging="357"/>
+        <w:jc w:val="left"/>
       </w:pPr>
       <w:r>
         <w:rPr>
-          <w:rFonts w:ascii="Arial" w:hAnsi="Arial"/>
+          <w:rFonts w:ascii="Arial" w:hAnsi="Arial" w:cs="Arial"/>
           <w:b/>
           <w:i w:val="0"/>
+          <w:color w:val="000000"/>
           <w:sz w:val="22"/>
         </w:rPr>
         <w:t>Pengawal Tetap (Fixed guards).</w:t>
       </w:r>
       <w:r>
         <w:rPr>
-          <w:rFonts w:ascii="Arial" w:hAnsi="Arial"/>
+          <w:rFonts w:ascii="Arial" w:hAnsi="Arial" w:cs="Arial"/>
           <w:b w:val="0"/>
           <w:i w:val="0"/>
+          <w:color w:val="000000"/>
           <w:sz w:val="22"/>
         </w:rPr>
         <w:t xml:space="preserve"> Sebahagian tetap jentera dan tidak bergantung kepada bahagian bergerak untuk melaksanakan fungsinya. Boleh diperbuat daripada kepingan logam, skrin, kain wayar, bar, plastik atau bahan lain yang cukup kukuh menahan hentaman dan penggunaan berpanjangan. Pengawal tetap biasanya lebih disukai kerana kesederhanaan dan ketahanannya relatif.</w:t>
@@ -648,21 +1332,26 @@
     <w:p>
       <w:pPr>
         <w:pStyle w:val="ListBullet"/>
+        <w:spacing w:line="276" w:lineRule="auto" w:after="40"/>
+        <w:ind w:left="357" w:hanging="357"/>
+        <w:jc w:val="left"/>
       </w:pPr>
       <w:r>
         <w:rPr>
-          <w:rFonts w:ascii="Arial" w:hAnsi="Arial"/>
+          <w:rFonts w:ascii="Arial" w:hAnsi="Arial" w:cs="Arial"/>
           <w:b/>
           <w:i w:val="0"/>
+          <w:color w:val="000000"/>
           <w:sz w:val="22"/>
         </w:rPr>
         <w:t>Pengawal Berpaut (Interlocked guards).</w:t>
       </w:r>
       <w:r>
         <w:rPr>
-          <w:rFonts w:ascii="Arial" w:hAnsi="Arial"/>
+          <w:rFonts w:ascii="Arial" w:hAnsi="Arial" w:cs="Arial"/>
           <w:b w:val="0"/>
           <w:i w:val="0"/>
+          <w:color w:val="000000"/>
           <w:sz w:val="22"/>
         </w:rPr>
         <w:t xml:space="preserve"> Apabila dibuka atau ditanggalkan, mekanisme tripping dan/atau kuasa secara automatik dimatikan atau dinyahaktifkan, dan jentera tidak boleh berfungsi atau dihidupkan sehingga pengawal berpaut dipasang semula. Menggantikan pengawal berpaut tidak boleh secara automatik menghidupkan semula jentera.</w:t>
@@ -671,21 +1360,26 @@
     <w:p>
       <w:pPr>
         <w:pStyle w:val="ListBullet"/>
+        <w:spacing w:line="276" w:lineRule="auto" w:after="40"/>
+        <w:ind w:left="357" w:hanging="357"/>
+        <w:jc w:val="left"/>
       </w:pPr>
       <w:r>
         <w:rPr>
-          <w:rFonts w:ascii="Arial" w:hAnsi="Arial"/>
+          <w:rFonts w:ascii="Arial" w:hAnsi="Arial" w:cs="Arial"/>
           <w:b/>
           <w:i w:val="0"/>
+          <w:color w:val="000000"/>
           <w:sz w:val="22"/>
         </w:rPr>
         <w:t>Pengawal Boleh Laras (Adjustable guards).</w:t>
       </w:r>
       <w:r>
         <w:rPr>
-          <w:rFonts w:ascii="Arial" w:hAnsi="Arial"/>
+          <w:rFonts w:ascii="Arial" w:hAnsi="Arial" w:cs="Arial"/>
           <w:b w:val="0"/>
           <w:i w:val="0"/>
+          <w:color w:val="000000"/>
           <w:sz w:val="22"/>
         </w:rPr>
         <w:t xml:space="preserve"> Memberikan fleksibiliti untuk menampung pelbagai saiz stok. Boleh dibina untuk pelbagai aplikasi khusus tetapi operator mungkin boleh memasuki kawasan bahaya — perlindungan mungkin tidak lengkap pada setiap masa.</w:t>
@@ -694,21 +1388,26 @@
     <w:p>
       <w:pPr>
         <w:pStyle w:val="ListBullet"/>
+        <w:spacing w:line="276" w:lineRule="auto" w:after="40"/>
+        <w:ind w:left="357" w:hanging="357"/>
+        <w:jc w:val="left"/>
       </w:pPr>
       <w:r>
         <w:rPr>
-          <w:rFonts w:ascii="Arial" w:hAnsi="Arial"/>
+          <w:rFonts w:ascii="Arial" w:hAnsi="Arial" w:cs="Arial"/>
           <w:b/>
           <w:i w:val="0"/>
+          <w:color w:val="000000"/>
           <w:sz w:val="22"/>
         </w:rPr>
         <w:t>Pengawal Laras Sendiri (Self-adjusting guards).</w:t>
       </w:r>
       <w:r>
         <w:rPr>
-          <w:rFonts w:ascii="Arial" w:hAnsi="Arial"/>
+          <w:rFonts w:ascii="Arial" w:hAnsi="Arial" w:cs="Arial"/>
           <w:b w:val="0"/>
           <w:i w:val="0"/>
+          <w:color w:val="000000"/>
           <w:sz w:val="22"/>
         </w:rPr>
         <w:t xml:space="preserve"> Bukaan ditentukan oleh pergerakan stok. Apabila operator menggerakkan stok ke kawasan bahaya, pengawal ditolak, memberikan bukaan yang cukup besar untuk hanya stok tersebut. Selepas stok dikeluarkan, pengawal kembali ke kedudukan rehat.</w:t>
@@ -716,13 +1415,15 @@
     </w:p>
     <w:p>
       <w:pPr>
-        <w:spacing w:after="160"/>
+        <w:spacing w:after="120" w:line="276" w:lineRule="auto"/>
+        <w:jc w:val="left"/>
       </w:pPr>
       <w:r>
         <w:rPr>
-          <w:rFonts w:ascii="Arial" w:hAnsi="Arial"/>
+          <w:rFonts w:ascii="Arial" w:hAnsi="Arial" w:cs="Arial"/>
           <w:b/>
           <w:i w:val="0"/>
+          <w:color w:val="000000"/>
           <w:sz w:val="22"/>
         </w:rPr>
         <w:t>Jadual 1: Ringkasan Pengawal Jentera</w:t>
@@ -730,7 +1431,9 @@
     </w:p>
     <w:tbl>
       <w:tblPr>
+        <w:tblStyle w:val="TableGrid"/>
         <w:tblW w:type="auto" w:w="0"/>
+        <w:tblLayout w:type="autofit"/>
         <w:tblLook w:firstColumn="1" w:firstRow="1" w:lastColumn="0" w:lastRow="0" w:noHBand="0" w:noVBand="1" w:val="04A0"/>
         <w:tblBorders>
           <w:top w:val="single" w:sz="4" w:space="0" w:color="000000"/>
@@ -748,18 +1451,37 @@
         <w:gridCol w:w="2409"/>
       </w:tblGrid>
       <w:tr>
+        <w:trPr>
+          <w:tblHeader w:val="true"/>
+          <w:cantSplit w:val="true"/>
+        </w:trPr>
         <w:tc>
           <w:tcPr>
             <w:tcW w:type="dxa" w:w="2409"/>
+            <w:tcMar>
+              <w:top w:w="57" w:type="dxa"/>
+              <w:left w:w="57" w:type="dxa"/>
+              <w:bottom w:w="57" w:type="dxa"/>
+              <w:right w:w="57" w:type="dxa"/>
+            </w:tcMar>
+            <w:shd w:val="clear" w:color="auto" w:fill="D9D9D9"/>
           </w:tcPr>
           <w:p>
-            <w:r/>
             <w:r>
               <w:rPr>
-                <w:rFonts w:ascii="Arial" w:hAnsi="Arial"/>
+                <w:rFonts w:ascii="Arial" w:hAnsi="Arial" w:cs="Arial"/>
+                <w:b/>
+                <w:color w:val="000000"/>
+                <w:sz w:val="20"/>
+              </w:rPr>
+            </w:r>
+            <w:r>
+              <w:rPr>
+                <w:rFonts w:ascii="Arial" w:hAnsi="Arial" w:cs="Arial"/>
                 <w:b/>
                 <w:i w:val="0"/>
-                <w:sz w:val="22"/>
+                <w:color w:val="000000"/>
+                <w:sz w:val="20"/>
               </w:rPr>
               <w:t>Kaedah</w:t>
             </w:r>
@@ -768,15 +1490,30 @@
         <w:tc>
           <w:tcPr>
             <w:tcW w:type="dxa" w:w="2409"/>
+            <w:tcMar>
+              <w:top w:w="57" w:type="dxa"/>
+              <w:left w:w="57" w:type="dxa"/>
+              <w:bottom w:w="57" w:type="dxa"/>
+              <w:right w:w="57" w:type="dxa"/>
+            </w:tcMar>
+            <w:shd w:val="clear" w:color="auto" w:fill="D9D9D9"/>
           </w:tcPr>
           <w:p>
-            <w:r/>
             <w:r>
               <w:rPr>
-                <w:rFonts w:ascii="Arial" w:hAnsi="Arial"/>
+                <w:rFonts w:ascii="Arial" w:hAnsi="Arial" w:cs="Arial"/>
+                <w:b/>
+                <w:color w:val="000000"/>
+                <w:sz w:val="20"/>
+              </w:rPr>
+            </w:r>
+            <w:r>
+              <w:rPr>
+                <w:rFonts w:ascii="Arial" w:hAnsi="Arial" w:cs="Arial"/>
                 <w:b/>
                 <w:i w:val="0"/>
-                <w:sz w:val="22"/>
+                <w:color w:val="000000"/>
+                <w:sz w:val="20"/>
               </w:rPr>
               <w:t>Tindakan Pengawalan</w:t>
             </w:r>
@@ -785,15 +1522,30 @@
         <w:tc>
           <w:tcPr>
             <w:tcW w:type="dxa" w:w="2409"/>
+            <w:tcMar>
+              <w:top w:w="57" w:type="dxa"/>
+              <w:left w:w="57" w:type="dxa"/>
+              <w:bottom w:w="57" w:type="dxa"/>
+              <w:right w:w="57" w:type="dxa"/>
+            </w:tcMar>
+            <w:shd w:val="clear" w:color="auto" w:fill="D9D9D9"/>
           </w:tcPr>
           <w:p>
-            <w:r/>
             <w:r>
               <w:rPr>
-                <w:rFonts w:ascii="Arial" w:hAnsi="Arial"/>
+                <w:rFonts w:ascii="Arial" w:hAnsi="Arial" w:cs="Arial"/>
+                <w:b/>
+                <w:color w:val="000000"/>
+                <w:sz w:val="20"/>
+              </w:rPr>
+            </w:r>
+            <w:r>
+              <w:rPr>
+                <w:rFonts w:ascii="Arial" w:hAnsi="Arial" w:cs="Arial"/>
                 <w:b/>
                 <w:i w:val="0"/>
-                <w:sz w:val="22"/>
+                <w:color w:val="000000"/>
+                <w:sz w:val="20"/>
               </w:rPr>
               <w:t>Kelebihan</w:t>
             </w:r>
@@ -802,15 +1554,30 @@
         <w:tc>
           <w:tcPr>
             <w:tcW w:type="dxa" w:w="2409"/>
+            <w:tcMar>
+              <w:top w:w="57" w:type="dxa"/>
+              <w:left w:w="57" w:type="dxa"/>
+              <w:bottom w:w="57" w:type="dxa"/>
+              <w:right w:w="57" w:type="dxa"/>
+            </w:tcMar>
+            <w:shd w:val="clear" w:color="auto" w:fill="D9D9D9"/>
           </w:tcPr>
           <w:p>
-            <w:r/>
             <w:r>
               <w:rPr>
-                <w:rFonts w:ascii="Arial" w:hAnsi="Arial"/>
+                <w:rFonts w:ascii="Arial" w:hAnsi="Arial" w:cs="Arial"/>
+                <w:b/>
+                <w:color w:val="000000"/>
+                <w:sz w:val="20"/>
+              </w:rPr>
+            </w:r>
+            <w:r>
+              <w:rPr>
+                <w:rFonts w:ascii="Arial" w:hAnsi="Arial" w:cs="Arial"/>
                 <w:b/>
                 <w:i w:val="0"/>
-                <w:sz w:val="22"/>
+                <w:color w:val="000000"/>
+                <w:sz w:val="20"/>
               </w:rPr>
               <w:t>Had</w:t>
             </w:r>
@@ -818,18 +1585,34 @@
         </w:tc>
       </w:tr>
       <w:tr>
+        <w:trPr>
+          <w:cantSplit w:val="true"/>
+        </w:trPr>
         <w:tc>
           <w:tcPr>
             <w:tcW w:type="dxa" w:w="2409"/>
+            <w:tcMar>
+              <w:top w:w="57" w:type="dxa"/>
+              <w:left w:w="57" w:type="dxa"/>
+              <w:bottom w:w="57" w:type="dxa"/>
+              <w:right w:w="57" w:type="dxa"/>
+            </w:tcMar>
           </w:tcPr>
           <w:p>
-            <w:r/>
             <w:r>
               <w:rPr>
-                <w:rFonts w:ascii="Arial" w:hAnsi="Arial"/>
+                <w:rFonts w:ascii="Arial" w:hAnsi="Arial" w:cs="Arial"/>
+                <w:color w:val="000000"/>
+                <w:sz w:val="20"/>
+              </w:rPr>
+            </w:r>
+            <w:r>
+              <w:rPr>
+                <w:rFonts w:ascii="Arial" w:hAnsi="Arial" w:cs="Arial"/>
                 <w:b w:val="0"/>
                 <w:i w:val="0"/>
-                <w:sz w:val="22"/>
+                <w:color w:val="000000"/>
+                <w:sz w:val="20"/>
               </w:rPr>
               <w:t>Tetap</w:t>
             </w:r>
@@ -838,15 +1621,28 @@
         <w:tc>
           <w:tcPr>
             <w:tcW w:type="dxa" w:w="2409"/>
+            <w:tcMar>
+              <w:top w:w="57" w:type="dxa"/>
+              <w:left w:w="57" w:type="dxa"/>
+              <w:bottom w:w="57" w:type="dxa"/>
+              <w:right w:w="57" w:type="dxa"/>
+            </w:tcMar>
           </w:tcPr>
           <w:p>
-            <w:r/>
             <w:r>
               <w:rPr>
-                <w:rFonts w:ascii="Arial" w:hAnsi="Arial"/>
+                <w:rFonts w:ascii="Arial" w:hAnsi="Arial" w:cs="Arial"/>
+                <w:color w:val="000000"/>
+                <w:sz w:val="20"/>
+              </w:rPr>
+            </w:r>
+            <w:r>
+              <w:rPr>
+                <w:rFonts w:ascii="Arial" w:hAnsi="Arial" w:cs="Arial"/>
                 <w:b w:val="0"/>
                 <w:i w:val="0"/>
-                <w:sz w:val="22"/>
+                <w:color w:val="000000"/>
+                <w:sz w:val="20"/>
               </w:rPr>
               <w:t>Menyediakan halangan</w:t>
             </w:r>
@@ -855,15 +1651,28 @@
         <w:tc>
           <w:tcPr>
             <w:tcW w:type="dxa" w:w="2409"/>
+            <w:tcMar>
+              <w:top w:w="57" w:type="dxa"/>
+              <w:left w:w="57" w:type="dxa"/>
+              <w:bottom w:w="57" w:type="dxa"/>
+              <w:right w:w="57" w:type="dxa"/>
+            </w:tcMar>
           </w:tcPr>
           <w:p>
-            <w:r/>
             <w:r>
               <w:rPr>
-                <w:rFonts w:ascii="Arial" w:hAnsi="Arial"/>
+                <w:rFonts w:ascii="Arial" w:hAnsi="Arial" w:cs="Arial"/>
+                <w:color w:val="000000"/>
+                <w:sz w:val="20"/>
+              </w:rPr>
+            </w:r>
+            <w:r>
+              <w:rPr>
+                <w:rFonts w:ascii="Arial" w:hAnsi="Arial" w:cs="Arial"/>
                 <w:b w:val="0"/>
                 <w:i w:val="0"/>
-                <w:sz w:val="22"/>
+                <w:color w:val="000000"/>
+                <w:sz w:val="20"/>
               </w:rPr>
               <w:t>Sesuai banyak aplikasi khusus; boleh dibina dalam kilang; perlindungan maksimum; penyelenggaraan minimum</w:t>
             </w:r>
@@ -872,15 +1681,28 @@
         <w:tc>
           <w:tcPr>
             <w:tcW w:type="dxa" w:w="2409"/>
+            <w:tcMar>
+              <w:top w:w="57" w:type="dxa"/>
+              <w:left w:w="57" w:type="dxa"/>
+              <w:bottom w:w="57" w:type="dxa"/>
+              <w:right w:w="57" w:type="dxa"/>
+            </w:tcMar>
           </w:tcPr>
           <w:p>
-            <w:r/>
             <w:r>
               <w:rPr>
-                <w:rFonts w:ascii="Arial" w:hAnsi="Arial"/>
+                <w:rFonts w:ascii="Arial" w:hAnsi="Arial" w:cs="Arial"/>
+                <w:color w:val="000000"/>
+                <w:sz w:val="20"/>
+              </w:rPr>
+            </w:r>
+            <w:r>
+              <w:rPr>
+                <w:rFonts w:ascii="Arial" w:hAnsi="Arial" w:cs="Arial"/>
                 <w:b w:val="0"/>
                 <w:i w:val="0"/>
-                <w:sz w:val="22"/>
+                <w:color w:val="000000"/>
+                <w:sz w:val="20"/>
               </w:rPr>
               <w:t>Boleh menghalang penglihatan; had kepada operasi tertentu; pembaikan mungkin perlu menanggalkannya</w:t>
             </w:r>
@@ -888,18 +1710,34 @@
         </w:tc>
       </w:tr>
       <w:tr>
+        <w:trPr>
+          <w:cantSplit w:val="true"/>
+        </w:trPr>
         <w:tc>
           <w:tcPr>
             <w:tcW w:type="dxa" w:w="2409"/>
+            <w:tcMar>
+              <w:top w:w="57" w:type="dxa"/>
+              <w:left w:w="57" w:type="dxa"/>
+              <w:bottom w:w="57" w:type="dxa"/>
+              <w:right w:w="57" w:type="dxa"/>
+            </w:tcMar>
           </w:tcPr>
           <w:p>
-            <w:r/>
             <w:r>
               <w:rPr>
-                <w:rFonts w:ascii="Arial" w:hAnsi="Arial"/>
+                <w:rFonts w:ascii="Arial" w:hAnsi="Arial" w:cs="Arial"/>
+                <w:color w:val="000000"/>
+                <w:sz w:val="20"/>
+              </w:rPr>
+            </w:r>
+            <w:r>
+              <w:rPr>
+                <w:rFonts w:ascii="Arial" w:hAnsi="Arial" w:cs="Arial"/>
                 <w:b w:val="0"/>
                 <w:i w:val="0"/>
-                <w:sz w:val="22"/>
+                <w:color w:val="000000"/>
+                <w:sz w:val="20"/>
               </w:rPr>
               <w:t>Berpaut</w:t>
             </w:r>
@@ -908,15 +1746,28 @@
         <w:tc>
           <w:tcPr>
             <w:tcW w:type="dxa" w:w="2409"/>
+            <w:tcMar>
+              <w:top w:w="57" w:type="dxa"/>
+              <w:left w:w="57" w:type="dxa"/>
+              <w:bottom w:w="57" w:type="dxa"/>
+              <w:right w:w="57" w:type="dxa"/>
+            </w:tcMar>
           </w:tcPr>
           <w:p>
-            <w:r/>
             <w:r>
               <w:rPr>
-                <w:rFonts w:ascii="Arial" w:hAnsi="Arial"/>
+                <w:rFonts w:ascii="Arial" w:hAnsi="Arial" w:cs="Arial"/>
+                <w:color w:val="000000"/>
+                <w:sz w:val="20"/>
+              </w:rPr>
+            </w:r>
+            <w:r>
+              <w:rPr>
+                <w:rFonts w:ascii="Arial" w:hAnsi="Arial" w:cs="Arial"/>
                 <w:b w:val="0"/>
                 <w:i w:val="0"/>
-                <w:sz w:val="22"/>
+                <w:color w:val="000000"/>
+                <w:sz w:val="20"/>
               </w:rPr>
               <w:t>Mematikan kuasa apabila pengawal dibuka; perlindungan maksimum</w:t>
             </w:r>
@@ -925,15 +1776,28 @@
         <w:tc>
           <w:tcPr>
             <w:tcW w:type="dxa" w:w="2409"/>
+            <w:tcMar>
+              <w:top w:w="57" w:type="dxa"/>
+              <w:left w:w="57" w:type="dxa"/>
+              <w:bottom w:w="57" w:type="dxa"/>
+              <w:right w:w="57" w:type="dxa"/>
+            </w:tcMar>
           </w:tcPr>
           <w:p>
-            <w:r/>
             <w:r>
               <w:rPr>
-                <w:rFonts w:ascii="Arial" w:hAnsi="Arial"/>
+                <w:rFonts w:ascii="Arial" w:hAnsi="Arial" w:cs="Arial"/>
+                <w:color w:val="000000"/>
+                <w:sz w:val="20"/>
+              </w:rPr>
+            </w:r>
+            <w:r>
+              <w:rPr>
+                <w:rFonts w:ascii="Arial" w:hAnsi="Arial" w:cs="Arial"/>
                 <w:b w:val="0"/>
                 <w:i w:val="0"/>
-                <w:sz w:val="22"/>
+                <w:color w:val="000000"/>
+                <w:sz w:val="20"/>
               </w:rPr>
               <w:t>Membenarkan akses membuang kesumbatan tanpa menanggalkan pengawal tetap</w:t>
             </w:r>
@@ -942,15 +1806,28 @@
         <w:tc>
           <w:tcPr>
             <w:tcW w:type="dxa" w:w="2409"/>
+            <w:tcMar>
+              <w:top w:w="57" w:type="dxa"/>
+              <w:left w:w="57" w:type="dxa"/>
+              <w:bottom w:w="57" w:type="dxa"/>
+              <w:right w:w="57" w:type="dxa"/>
+            </w:tcMar>
           </w:tcPr>
           <w:p>
-            <w:r/>
             <w:r>
               <w:rPr>
-                <w:rFonts w:ascii="Arial" w:hAnsi="Arial"/>
+                <w:rFonts w:ascii="Arial" w:hAnsi="Arial" w:cs="Arial"/>
+                <w:color w:val="000000"/>
+                <w:sz w:val="20"/>
+              </w:rPr>
+            </w:r>
+            <w:r>
+              <w:rPr>
+                <w:rFonts w:ascii="Arial" w:hAnsi="Arial" w:cs="Arial"/>
                 <w:b w:val="0"/>
                 <w:i w:val="0"/>
-                <w:sz w:val="22"/>
+                <w:color w:val="000000"/>
+                <w:sz w:val="20"/>
               </w:rPr>
               <w:t>Memerlukan pelarasan/penyelenggaraan teliti; mudah dinyahaktifkan/dipintas</w:t>
             </w:r>
@@ -958,18 +1835,34 @@
         </w:tc>
       </w:tr>
       <w:tr>
+        <w:trPr>
+          <w:cantSplit w:val="true"/>
+        </w:trPr>
         <w:tc>
           <w:tcPr>
             <w:tcW w:type="dxa" w:w="2409"/>
+            <w:tcMar>
+              <w:top w:w="57" w:type="dxa"/>
+              <w:left w:w="57" w:type="dxa"/>
+              <w:bottom w:w="57" w:type="dxa"/>
+              <w:right w:w="57" w:type="dxa"/>
+            </w:tcMar>
           </w:tcPr>
           <w:p>
-            <w:r/>
             <w:r>
               <w:rPr>
-                <w:rFonts w:ascii="Arial" w:hAnsi="Arial"/>
+                <w:rFonts w:ascii="Arial" w:hAnsi="Arial" w:cs="Arial"/>
+                <w:color w:val="000000"/>
+                <w:sz w:val="20"/>
+              </w:rPr>
+            </w:r>
+            <w:r>
+              <w:rPr>
+                <w:rFonts w:ascii="Arial" w:hAnsi="Arial" w:cs="Arial"/>
                 <w:b w:val="0"/>
                 <w:i w:val="0"/>
-                <w:sz w:val="22"/>
+                <w:color w:val="000000"/>
+                <w:sz w:val="20"/>
               </w:rPr>
               <w:t>Boleh Laras</w:t>
             </w:r>
@@ -978,15 +1871,28 @@
         <w:tc>
           <w:tcPr>
             <w:tcW w:type="dxa" w:w="2409"/>
+            <w:tcMar>
+              <w:top w:w="57" w:type="dxa"/>
+              <w:left w:w="57" w:type="dxa"/>
+              <w:bottom w:w="57" w:type="dxa"/>
+              <w:right w:w="57" w:type="dxa"/>
+            </w:tcMar>
           </w:tcPr>
           <w:p>
-            <w:r/>
             <w:r>
               <w:rPr>
-                <w:rFonts w:ascii="Arial" w:hAnsi="Arial"/>
+                <w:rFonts w:ascii="Arial" w:hAnsi="Arial" w:cs="Arial"/>
+                <w:color w:val="000000"/>
+                <w:sz w:val="20"/>
+              </w:rPr>
+            </w:r>
+            <w:r>
+              <w:rPr>
+                <w:rFonts w:ascii="Arial" w:hAnsi="Arial" w:cs="Arial"/>
                 <w:b w:val="0"/>
                 <w:i w:val="0"/>
-                <w:sz w:val="22"/>
+                <w:color w:val="000000"/>
+                <w:sz w:val="20"/>
               </w:rPr>
               <w:t>Halangan boleh dilaras untuk pelbagai saiz</w:t>
             </w:r>
@@ -995,15 +1901,28 @@
         <w:tc>
           <w:tcPr>
             <w:tcW w:type="dxa" w:w="2409"/>
+            <w:tcMar>
+              <w:top w:w="57" w:type="dxa"/>
+              <w:left w:w="57" w:type="dxa"/>
+              <w:bottom w:w="57" w:type="dxa"/>
+              <w:right w:w="57" w:type="dxa"/>
+            </w:tcMar>
           </w:tcPr>
           <w:p>
-            <w:r/>
             <w:r>
               <w:rPr>
-                <w:rFonts w:ascii="Arial" w:hAnsi="Arial"/>
+                <w:rFonts w:ascii="Arial" w:hAnsi="Arial" w:cs="Arial"/>
+                <w:color w:val="000000"/>
+                <w:sz w:val="20"/>
+              </w:rPr>
+            </w:r>
+            <w:r>
+              <w:rPr>
+                <w:rFonts w:ascii="Arial" w:hAnsi="Arial" w:cs="Arial"/>
                 <w:b w:val="0"/>
                 <w:i w:val="0"/>
-                <w:sz w:val="22"/>
+                <w:color w:val="000000"/>
+                <w:sz w:val="20"/>
               </w:rPr>
               <w:t>Boleh dibina untuk aplikasi khusus</w:t>
             </w:r>
@@ -1012,15 +1931,28 @@
         <w:tc>
           <w:tcPr>
             <w:tcW w:type="dxa" w:w="2409"/>
+            <w:tcMar>
+              <w:top w:w="57" w:type="dxa"/>
+              <w:left w:w="57" w:type="dxa"/>
+              <w:bottom w:w="57" w:type="dxa"/>
+              <w:right w:w="57" w:type="dxa"/>
+            </w:tcMar>
           </w:tcPr>
           <w:p>
-            <w:r/>
             <w:r>
               <w:rPr>
-                <w:rFonts w:ascii="Arial" w:hAnsi="Arial"/>
+                <w:rFonts w:ascii="Arial" w:hAnsi="Arial" w:cs="Arial"/>
+                <w:color w:val="000000"/>
+                <w:sz w:val="20"/>
+              </w:rPr>
+            </w:r>
+            <w:r>
+              <w:rPr>
+                <w:rFonts w:ascii="Arial" w:hAnsi="Arial" w:cs="Arial"/>
                 <w:b w:val="0"/>
                 <w:i w:val="0"/>
-                <w:sz w:val="22"/>
+                <w:color w:val="000000"/>
+                <w:sz w:val="20"/>
               </w:rPr>
               <w:t>Operator boleh memasuki kawasan bahaya; memerlukan penyelenggaraan kerap</w:t>
             </w:r>
@@ -1028,18 +1960,34 @@
         </w:tc>
       </w:tr>
       <w:tr>
+        <w:trPr>
+          <w:cantSplit w:val="true"/>
+        </w:trPr>
         <w:tc>
           <w:tcPr>
             <w:tcW w:type="dxa" w:w="2409"/>
+            <w:tcMar>
+              <w:top w:w="57" w:type="dxa"/>
+              <w:left w:w="57" w:type="dxa"/>
+              <w:bottom w:w="57" w:type="dxa"/>
+              <w:right w:w="57" w:type="dxa"/>
+            </w:tcMar>
           </w:tcPr>
           <w:p>
-            <w:r/>
             <w:r>
               <w:rPr>
-                <w:rFonts w:ascii="Arial" w:hAnsi="Arial"/>
+                <w:rFonts w:ascii="Arial" w:hAnsi="Arial" w:cs="Arial"/>
+                <w:color w:val="000000"/>
+                <w:sz w:val="20"/>
+              </w:rPr>
+            </w:r>
+            <w:r>
+              <w:rPr>
+                <w:rFonts w:ascii="Arial" w:hAnsi="Arial" w:cs="Arial"/>
                 <w:b w:val="0"/>
                 <w:i w:val="0"/>
-                <w:sz w:val="22"/>
+                <w:color w:val="000000"/>
+                <w:sz w:val="20"/>
               </w:rPr>
               <w:t>Laras Sendiri</w:t>
             </w:r>
@@ -1048,15 +1996,28 @@
         <w:tc>
           <w:tcPr>
             <w:tcW w:type="dxa" w:w="2409"/>
+            <w:tcMar>
+              <w:top w:w="57" w:type="dxa"/>
+              <w:left w:w="57" w:type="dxa"/>
+              <w:bottom w:w="57" w:type="dxa"/>
+              <w:right w:w="57" w:type="dxa"/>
+            </w:tcMar>
           </w:tcPr>
           <w:p>
-            <w:r/>
             <w:r>
               <w:rPr>
-                <w:rFonts w:ascii="Arial" w:hAnsi="Arial"/>
+                <w:rFonts w:ascii="Arial" w:hAnsi="Arial" w:cs="Arial"/>
+                <w:color w:val="000000"/>
+                <w:sz w:val="20"/>
+              </w:rPr>
+            </w:r>
+            <w:r>
+              <w:rPr>
+                <w:rFonts w:ascii="Arial" w:hAnsi="Arial" w:cs="Arial"/>
                 <w:b w:val="0"/>
                 <w:i w:val="0"/>
-                <w:sz w:val="22"/>
+                <w:color w:val="000000"/>
+                <w:sz w:val="20"/>
               </w:rPr>
               <w:t>Halangan bergerak mengikut saiz stok</w:t>
             </w:r>
@@ -1065,15 +2026,28 @@
         <w:tc>
           <w:tcPr>
             <w:tcW w:type="dxa" w:w="2409"/>
+            <w:tcMar>
+              <w:top w:w="57" w:type="dxa"/>
+              <w:left w:w="57" w:type="dxa"/>
+              <w:bottom w:w="57" w:type="dxa"/>
+              <w:right w:w="57" w:type="dxa"/>
+            </w:tcMar>
           </w:tcPr>
           <w:p>
-            <w:r/>
             <w:r>
               <w:rPr>
-                <w:rFonts w:ascii="Arial" w:hAnsi="Arial"/>
+                <w:rFonts w:ascii="Arial" w:hAnsi="Arial" w:cs="Arial"/>
+                <w:color w:val="000000"/>
+                <w:sz w:val="20"/>
+              </w:rPr>
+            </w:r>
+            <w:r>
+              <w:rPr>
+                <w:rFonts w:ascii="Arial" w:hAnsi="Arial" w:cs="Arial"/>
                 <w:b w:val="0"/>
                 <w:i w:val="0"/>
-                <w:sz w:val="22"/>
+                <w:color w:val="000000"/>
+                <w:sz w:val="20"/>
               </w:rPr>
               <w:t>Sedia komersial</w:t>
             </w:r>
@@ -1082,15 +2056,28 @@
         <w:tc>
           <w:tcPr>
             <w:tcW w:type="dxa" w:w="2409"/>
+            <w:tcMar>
+              <w:top w:w="57" w:type="dxa"/>
+              <w:left w:w="57" w:type="dxa"/>
+              <w:bottom w:w="57" w:type="dxa"/>
+              <w:right w:w="57" w:type="dxa"/>
+            </w:tcMar>
           </w:tcPr>
           <w:p>
-            <w:r/>
             <w:r>
               <w:rPr>
-                <w:rFonts w:ascii="Arial" w:hAnsi="Arial"/>
+                <w:rFonts w:ascii="Arial" w:hAnsi="Arial" w:cs="Arial"/>
+                <w:color w:val="000000"/>
+                <w:sz w:val="20"/>
+              </w:rPr>
+            </w:r>
+            <w:r>
+              <w:rPr>
+                <w:rFonts w:ascii="Arial" w:hAnsi="Arial" w:cs="Arial"/>
                 <w:b w:val="0"/>
                 <w:i w:val="0"/>
-                <w:sz w:val="22"/>
+                <w:color w:val="000000"/>
+                <w:sz w:val="20"/>
               </w:rPr>
               <w:t>Tidak sentiasa memberikan perlindungan maksimum; boleh menghalang penglihatan</w:t>
             </w:r>
@@ -1101,22 +2088,25 @@
     <w:p/>
     <w:p>
       <w:pPr>
-        <w:spacing w:after="160"/>
+        <w:spacing w:after="120" w:line="276" w:lineRule="auto"/>
+        <w:jc w:val="left"/>
       </w:pPr>
       <w:r>
         <w:rPr>
-          <w:rFonts w:ascii="Arial" w:hAnsi="Arial"/>
+          <w:rFonts w:ascii="Arial" w:hAnsi="Arial" w:cs="Arial"/>
           <w:b w:val="0"/>
           <w:i/>
+          <w:color w:val="000000"/>
           <w:sz w:val="22"/>
         </w:rPr>
         <w:t>Contoh studio (adaptasi dari jentera kilang kepada peralatan studio berputar/bergerak):</w:t>
       </w:r>
       <w:r>
         <w:rPr>
-          <w:rFonts w:ascii="Arial" w:hAnsi="Arial"/>
+          <w:rFonts w:ascii="Arial" w:hAnsi="Arial" w:cs="Arial"/>
           <w:b w:val="0"/>
           <w:i w:val="0"/>
+          <w:color w:val="000000"/>
           <w:sz w:val="22"/>
         </w:rPr>
         <w:t xml:space="preserve"> Kipas pendingin server rack dilengkapi pengawal tetap (fixed guard) berbentuk kekisi logam yang menghalang jari kru daripada tersentuh bilah kipas semasa penyelenggaraan; motorized camera slider dilengkapi limit switch (setara pengawal berpaut) yang menghentikan pergerakan automatik apabila penutup rel dibuka semasa pembersihan.</w:t>
@@ -1124,13 +2114,15 @@
     </w:p>
     <w:p>
       <w:pPr>
-        <w:spacing w:after="160"/>
+        <w:spacing w:after="120" w:line="276" w:lineRule="auto"/>
+        <w:jc w:val="left"/>
       </w:pPr>
       <w:r>
         <w:rPr>
-          <w:rFonts w:ascii="Arial" w:hAnsi="Arial"/>
+          <w:rFonts w:ascii="Arial" w:hAnsi="Arial" w:cs="Arial"/>
           <w:b/>
           <w:i w:val="0"/>
+          <w:color w:val="000000"/>
           <w:sz w:val="22"/>
         </w:rPr>
         <w:t>5.2 Safeguarding with devices (Pengawalan Dengan Peranti)</w:t>
@@ -1138,13 +2130,15 @@
     </w:p>
     <w:p>
       <w:pPr>
-        <w:spacing w:after="160"/>
+        <w:spacing w:after="120" w:line="276" w:lineRule="auto"/>
+        <w:jc w:val="left"/>
       </w:pPr>
       <w:r>
         <w:rPr>
-          <w:rFonts w:ascii="Arial" w:hAnsi="Arial"/>
+          <w:rFonts w:ascii="Arial" w:hAnsi="Arial" w:cs="Arial"/>
           <w:b w:val="0"/>
           <w:i w:val="0"/>
+          <w:color w:val="000000"/>
           <w:sz w:val="22"/>
         </w:rPr>
         <w:t>Peranti keselamatan boleh menghentikan jentera jika tangan atau bahagian badan secara tidak sengaja diletakkan di kawasan bahaya, menahan atau menarik balik tangan operator daripada kawasan bahaya semasa operasi, memerlukan operator menggunakan kedua-dua tangan pada kawalan jentera serentak (mengekalkan kedua-dua tangan dan badan luar kawasan bahaya), atau menyediakan halangan yang diselaraskan dengan kitaran operasi jentera. Terdapat lima jenis asas peranti keselamatan.</w:t>
@@ -1152,13 +2146,15 @@
     </w:p>
     <w:p>
       <w:pPr>
-        <w:spacing w:after="160"/>
+        <w:spacing w:after="120" w:line="276" w:lineRule="auto"/>
+        <w:jc w:val="left"/>
       </w:pPr>
       <w:r>
         <w:rPr>
-          <w:rFonts w:ascii="Arial" w:hAnsi="Arial"/>
+          <w:rFonts w:ascii="Arial" w:hAnsi="Arial" w:cs="Arial"/>
           <w:b/>
           <w:i w:val="0"/>
+          <w:color w:val="000000"/>
           <w:sz w:val="22"/>
         </w:rPr>
         <w:t>5.3 Presence-sensing devices (Peranti Pengesan Kehadiran)</w:t>
@@ -1167,21 +2163,26 @@
     <w:p>
       <w:pPr>
         <w:pStyle w:val="ListBullet"/>
+        <w:spacing w:line="276" w:lineRule="auto" w:after="40"/>
+        <w:ind w:left="357" w:hanging="357"/>
+        <w:jc w:val="left"/>
       </w:pPr>
       <w:r>
         <w:rPr>
-          <w:rFonts w:ascii="Arial" w:hAnsi="Arial"/>
+          <w:rFonts w:ascii="Arial" w:hAnsi="Arial" w:cs="Arial"/>
           <w:b/>
           <w:i w:val="0"/>
+          <w:color w:val="000000"/>
           <w:sz w:val="22"/>
         </w:rPr>
         <w:t>Peranti fotoelektrik (optikal)</w:t>
       </w:r>
       <w:r>
         <w:rPr>
-          <w:rFonts w:ascii="Arial" w:hAnsi="Arial"/>
+          <w:rFonts w:ascii="Arial" w:hAnsi="Arial" w:cs="Arial"/>
           <w:b w:val="0"/>
           <w:i w:val="0"/>
+          <w:color w:val="000000"/>
           <w:sz w:val="22"/>
         </w:rPr>
         <w:t xml:space="preserve"> menggunakan sistem sumber cahaya dan kawalan yang boleh mengganggu kitaran operasi jentera. Jika medan cahaya terputus, jentera berhenti dan tidak akan berkitar. Hanya sesuai untuk jentera yang boleh dihentikan sebelum operator mencapai kawasan bahaya.</w:t>
@@ -1190,21 +2191,26 @@
     <w:p>
       <w:pPr>
         <w:pStyle w:val="ListBullet"/>
+        <w:spacing w:line="276" w:lineRule="auto" w:after="40"/>
+        <w:ind w:left="357" w:hanging="357"/>
+        <w:jc w:val="left"/>
       </w:pPr>
       <w:r>
         <w:rPr>
-          <w:rFonts w:ascii="Arial" w:hAnsi="Arial"/>
+          <w:rFonts w:ascii="Arial" w:hAnsi="Arial" w:cs="Arial"/>
           <w:b/>
           <w:i w:val="0"/>
+          <w:color w:val="000000"/>
           <w:sz w:val="22"/>
         </w:rPr>
         <w:t>Peranti frekuensi radio (kapasitans)</w:t>
       </w:r>
       <w:r>
         <w:rPr>
-          <w:rFonts w:ascii="Arial" w:hAnsi="Arial"/>
+          <w:rFonts w:ascii="Arial" w:hAnsi="Arial" w:cs="Arial"/>
           <w:b w:val="0"/>
           <w:i w:val="0"/>
+          <w:color w:val="000000"/>
           <w:sz w:val="22"/>
         </w:rPr>
         <w:t xml:space="preserve"> menggunakan alur radio sebagai sebahagian litar kawalan. Apabila medan kapasitans terganggu, jentera akan berhenti atau tidak aktif.</w:t>
@@ -1213,21 +2219,26 @@
     <w:p>
       <w:pPr>
         <w:pStyle w:val="ListBullet"/>
+        <w:spacing w:line="276" w:lineRule="auto" w:after="40"/>
+        <w:ind w:left="357" w:hanging="357"/>
+        <w:jc w:val="left"/>
       </w:pPr>
       <w:r>
         <w:rPr>
-          <w:rFonts w:ascii="Arial" w:hAnsi="Arial"/>
+          <w:rFonts w:ascii="Arial" w:hAnsi="Arial" w:cs="Arial"/>
           <w:b/>
           <w:i w:val="0"/>
+          <w:color w:val="000000"/>
           <w:sz w:val="22"/>
         </w:rPr>
         <w:t>Peranti pengesan elektro-mekanikal</w:t>
       </w:r>
       <w:r>
         <w:rPr>
-          <w:rFonts w:ascii="Arial" w:hAnsi="Arial"/>
+          <w:rFonts w:ascii="Arial" w:hAnsi="Arial" w:cs="Arial"/>
           <w:b w:val="0"/>
           <w:i w:val="0"/>
+          <w:color w:val="000000"/>
           <w:sz w:val="22"/>
         </w:rPr>
         <w:t xml:space="preserve"> mempunyai bar atau prob yang turun jarak tertentu apabila operator memulakan kitaran jentera. Jika ada halangan menghalang penurunan penuh, litar kawalan tidak mengaktifkan kitaran jentera.</w:t>
@@ -1235,22 +2246,25 @@
     </w:p>
     <w:p>
       <w:pPr>
-        <w:spacing w:after="160"/>
+        <w:spacing w:after="120" w:line="276" w:lineRule="auto"/>
+        <w:jc w:val="left"/>
       </w:pPr>
       <w:r>
         <w:rPr>
-          <w:rFonts w:ascii="Arial" w:hAnsi="Arial"/>
+          <w:rFonts w:ascii="Arial" w:hAnsi="Arial" w:cs="Arial"/>
           <w:b/>
           <w:i w:val="0"/>
+          <w:color w:val="000000"/>
           <w:sz w:val="22"/>
         </w:rPr>
         <w:t>Peranti tarik-balik (Pullback devices)</w:t>
       </w:r>
       <w:r>
         <w:rPr>
-          <w:rFonts w:ascii="Arial" w:hAnsi="Arial"/>
+          <w:rFonts w:ascii="Arial" w:hAnsi="Arial" w:cs="Arial"/>
           <w:b w:val="0"/>
           <w:i w:val="0"/>
+          <w:color w:val="000000"/>
           <w:sz w:val="22"/>
         </w:rPr>
         <w:t xml:space="preserve"> menggunakan siri kabel yang disambungkan pada tangan, pergelangan dan/atau lengan operator, digunakan terutamanya pada jentera dengan pergerakan strok. Apabila slaid/ram naik, operator dibenarkan akses ke titik operasi; apabila slaid/ram mula turun, pautan mekanikal secara automatik menarik keluar tangan daripada titik operasi.</w:t>
@@ -1258,13 +2272,15 @@
     </w:p>
     <w:p>
       <w:pPr>
-        <w:spacing w:after="160"/>
+        <w:spacing w:after="120" w:line="276" w:lineRule="auto"/>
+        <w:jc w:val="left"/>
       </w:pPr>
       <w:r>
         <w:rPr>
-          <w:rFonts w:ascii="Arial" w:hAnsi="Arial"/>
+          <w:rFonts w:ascii="Arial" w:hAnsi="Arial" w:cs="Arial"/>
           <w:b/>
           <w:i w:val="0"/>
+          <w:color w:val="000000"/>
           <w:sz w:val="22"/>
         </w:rPr>
         <w:t>Jadual 2: Peranti</w:t>
@@ -1272,7 +2288,9 @@
     </w:p>
     <w:tbl>
       <w:tblPr>
+        <w:tblStyle w:val="TableGrid"/>
         <w:tblW w:type="auto" w:w="0"/>
+        <w:tblLayout w:type="autofit"/>
         <w:tblLook w:firstColumn="1" w:firstRow="1" w:lastColumn="0" w:lastRow="0" w:noHBand="0" w:noVBand="1" w:val="04A0"/>
         <w:tblBorders>
           <w:top w:val="single" w:sz="4" w:space="0" w:color="000000"/>
@@ -1290,18 +2308,37 @@
         <w:gridCol w:w="2409"/>
       </w:tblGrid>
       <w:tr>
+        <w:trPr>
+          <w:tblHeader w:val="true"/>
+          <w:cantSplit w:val="true"/>
+        </w:trPr>
         <w:tc>
           <w:tcPr>
             <w:tcW w:type="dxa" w:w="2409"/>
+            <w:tcMar>
+              <w:top w:w="57" w:type="dxa"/>
+              <w:left w:w="57" w:type="dxa"/>
+              <w:bottom w:w="57" w:type="dxa"/>
+              <w:right w:w="57" w:type="dxa"/>
+            </w:tcMar>
+            <w:shd w:val="clear" w:color="auto" w:fill="D9D9D9"/>
           </w:tcPr>
           <w:p>
-            <w:r/>
             <w:r>
               <w:rPr>
-                <w:rFonts w:ascii="Arial" w:hAnsi="Arial"/>
+                <w:rFonts w:ascii="Arial" w:hAnsi="Arial" w:cs="Arial"/>
+                <w:b/>
+                <w:color w:val="000000"/>
+                <w:sz w:val="20"/>
+              </w:rPr>
+            </w:r>
+            <w:r>
+              <w:rPr>
+                <w:rFonts w:ascii="Arial" w:hAnsi="Arial" w:cs="Arial"/>
                 <w:b/>
                 <w:i w:val="0"/>
-                <w:sz w:val="22"/>
+                <w:color w:val="000000"/>
+                <w:sz w:val="20"/>
               </w:rPr>
               <w:t>Kaedah</w:t>
             </w:r>
@@ -1310,15 +2347,30 @@
         <w:tc>
           <w:tcPr>
             <w:tcW w:type="dxa" w:w="2409"/>
+            <w:tcMar>
+              <w:top w:w="57" w:type="dxa"/>
+              <w:left w:w="57" w:type="dxa"/>
+              <w:bottom w:w="57" w:type="dxa"/>
+              <w:right w:w="57" w:type="dxa"/>
+            </w:tcMar>
+            <w:shd w:val="clear" w:color="auto" w:fill="D9D9D9"/>
           </w:tcPr>
           <w:p>
-            <w:r/>
             <w:r>
               <w:rPr>
-                <w:rFonts w:ascii="Arial" w:hAnsi="Arial"/>
+                <w:rFonts w:ascii="Arial" w:hAnsi="Arial" w:cs="Arial"/>
+                <w:b/>
+                <w:color w:val="000000"/>
+                <w:sz w:val="20"/>
+              </w:rPr>
+            </w:r>
+            <w:r>
+              <w:rPr>
+                <w:rFonts w:ascii="Arial" w:hAnsi="Arial" w:cs="Arial"/>
                 <w:b/>
                 <w:i w:val="0"/>
-                <w:sz w:val="22"/>
+                <w:color w:val="000000"/>
+                <w:sz w:val="20"/>
               </w:rPr>
               <w:t>Tindakan Pengawalan</w:t>
             </w:r>
@@ -1327,15 +2379,30 @@
         <w:tc>
           <w:tcPr>
             <w:tcW w:type="dxa" w:w="2409"/>
+            <w:tcMar>
+              <w:top w:w="57" w:type="dxa"/>
+              <w:left w:w="57" w:type="dxa"/>
+              <w:bottom w:w="57" w:type="dxa"/>
+              <w:right w:w="57" w:type="dxa"/>
+            </w:tcMar>
+            <w:shd w:val="clear" w:color="auto" w:fill="D9D9D9"/>
           </w:tcPr>
           <w:p>
-            <w:r/>
             <w:r>
               <w:rPr>
-                <w:rFonts w:ascii="Arial" w:hAnsi="Arial"/>
+                <w:rFonts w:ascii="Arial" w:hAnsi="Arial" w:cs="Arial"/>
+                <w:b/>
+                <w:color w:val="000000"/>
+                <w:sz w:val="20"/>
+              </w:rPr>
+            </w:r>
+            <w:r>
+              <w:rPr>
+                <w:rFonts w:ascii="Arial" w:hAnsi="Arial" w:cs="Arial"/>
                 <w:b/>
                 <w:i w:val="0"/>
-                <w:sz w:val="22"/>
+                <w:color w:val="000000"/>
+                <w:sz w:val="20"/>
               </w:rPr>
               <w:t>Kelebihan</w:t>
             </w:r>
@@ -1344,15 +2411,30 @@
         <w:tc>
           <w:tcPr>
             <w:tcW w:type="dxa" w:w="2409"/>
+            <w:tcMar>
+              <w:top w:w="57" w:type="dxa"/>
+              <w:left w:w="57" w:type="dxa"/>
+              <w:bottom w:w="57" w:type="dxa"/>
+              <w:right w:w="57" w:type="dxa"/>
+            </w:tcMar>
+            <w:shd w:val="clear" w:color="auto" w:fill="D9D9D9"/>
           </w:tcPr>
           <w:p>
-            <w:r/>
             <w:r>
               <w:rPr>
-                <w:rFonts w:ascii="Arial" w:hAnsi="Arial"/>
+                <w:rFonts w:ascii="Arial" w:hAnsi="Arial" w:cs="Arial"/>
+                <w:b/>
+                <w:color w:val="000000"/>
+                <w:sz w:val="20"/>
+              </w:rPr>
+            </w:r>
+            <w:r>
+              <w:rPr>
+                <w:rFonts w:ascii="Arial" w:hAnsi="Arial" w:cs="Arial"/>
                 <w:b/>
                 <w:i w:val="0"/>
-                <w:sz w:val="22"/>
+                <w:color w:val="000000"/>
+                <w:sz w:val="20"/>
               </w:rPr>
               <w:t>Had</w:t>
             </w:r>
@@ -1360,18 +2442,34 @@
         </w:tc>
       </w:tr>
       <w:tr>
+        <w:trPr>
+          <w:cantSplit w:val="true"/>
+        </w:trPr>
         <w:tc>
           <w:tcPr>
             <w:tcW w:type="dxa" w:w="2409"/>
+            <w:tcMar>
+              <w:top w:w="57" w:type="dxa"/>
+              <w:left w:w="57" w:type="dxa"/>
+              <w:bottom w:w="57" w:type="dxa"/>
+              <w:right w:w="57" w:type="dxa"/>
+            </w:tcMar>
           </w:tcPr>
           <w:p>
-            <w:r/>
             <w:r>
               <w:rPr>
-                <w:rFonts w:ascii="Arial" w:hAnsi="Arial"/>
+                <w:rFonts w:ascii="Arial" w:hAnsi="Arial" w:cs="Arial"/>
+                <w:color w:val="000000"/>
+                <w:sz w:val="20"/>
+              </w:rPr>
+            </w:r>
+            <w:r>
+              <w:rPr>
+                <w:rFonts w:ascii="Arial" w:hAnsi="Arial" w:cs="Arial"/>
                 <w:b w:val="0"/>
                 <w:i w:val="0"/>
-                <w:sz w:val="22"/>
+                <w:color w:val="000000"/>
+                <w:sz w:val="20"/>
               </w:rPr>
               <w:t>Fotoelektrik</w:t>
             </w:r>
@@ -1380,15 +2478,28 @@
         <w:tc>
           <w:tcPr>
             <w:tcW w:type="dxa" w:w="2409"/>
+            <w:tcMar>
+              <w:top w:w="57" w:type="dxa"/>
+              <w:left w:w="57" w:type="dxa"/>
+              <w:bottom w:w="57" w:type="dxa"/>
+              <w:right w:w="57" w:type="dxa"/>
+            </w:tcMar>
           </w:tcPr>
           <w:p>
-            <w:r/>
             <w:r>
               <w:rPr>
-                <w:rFonts w:ascii="Arial" w:hAnsi="Arial"/>
+                <w:rFonts w:ascii="Arial" w:hAnsi="Arial" w:cs="Arial"/>
+                <w:color w:val="000000"/>
+                <w:sz w:val="20"/>
+              </w:rPr>
+            </w:r>
+            <w:r>
+              <w:rPr>
+                <w:rFonts w:ascii="Arial" w:hAnsi="Arial" w:cs="Arial"/>
                 <w:b w:val="0"/>
                 <w:i w:val="0"/>
-                <w:sz w:val="22"/>
+                <w:color w:val="000000"/>
+                <w:sz w:val="20"/>
               </w:rPr>
               <w:t>Jentera tidak berkitar bila medan cahaya terganggu</w:t>
             </w:r>
@@ -1397,15 +2508,28 @@
         <w:tc>
           <w:tcPr>
             <w:tcW w:type="dxa" w:w="2409"/>
+            <w:tcMar>
+              <w:top w:w="57" w:type="dxa"/>
+              <w:left w:w="57" w:type="dxa"/>
+              <w:bottom w:w="57" w:type="dxa"/>
+              <w:right w:w="57" w:type="dxa"/>
+            </w:tcMar>
           </w:tcPr>
           <w:p>
-            <w:r/>
             <w:r>
               <w:rPr>
-                <w:rFonts w:ascii="Arial" w:hAnsi="Arial"/>
+                <w:rFonts w:ascii="Arial" w:hAnsi="Arial" w:cs="Arial"/>
+                <w:color w:val="000000"/>
+                <w:sz w:val="20"/>
+              </w:rPr>
+            </w:r>
+            <w:r>
+              <w:rPr>
+                <w:rFonts w:ascii="Arial" w:hAnsi="Arial" w:cs="Arial"/>
                 <w:b w:val="0"/>
                 <w:i w:val="0"/>
-                <w:sz w:val="22"/>
+                <w:color w:val="000000"/>
+                <w:sz w:val="20"/>
               </w:rPr>
               <w:t>Membenarkan pergerakan lebih bebas operator</w:t>
             </w:r>
@@ -1414,15 +2538,28 @@
         <w:tc>
           <w:tcPr>
             <w:tcW w:type="dxa" w:w="2409"/>
+            <w:tcMar>
+              <w:top w:w="57" w:type="dxa"/>
+              <w:left w:w="57" w:type="dxa"/>
+              <w:bottom w:w="57" w:type="dxa"/>
+              <w:right w:w="57" w:type="dxa"/>
+            </w:tcMar>
           </w:tcPr>
           <w:p>
-            <w:r/>
             <w:r>
               <w:rPr>
-                <w:rFonts w:ascii="Arial" w:hAnsi="Arial"/>
+                <w:rFonts w:ascii="Arial" w:hAnsi="Arial" w:cs="Arial"/>
+                <w:color w:val="000000"/>
+                <w:sz w:val="20"/>
+              </w:rPr>
+            </w:r>
+            <w:r>
+              <w:rPr>
+                <w:rFonts w:ascii="Arial" w:hAnsi="Arial" w:cs="Arial"/>
                 <w:b w:val="0"/>
                 <w:i w:val="0"/>
-                <w:sz w:val="22"/>
+                <w:color w:val="000000"/>
+                <w:sz w:val="20"/>
               </w:rPr>
               <w:t>Tidak melindungi kegagalan mekanikal; perlu penjajaran kerap</w:t>
             </w:r>
@@ -1430,18 +2567,34 @@
         </w:tc>
       </w:tr>
       <w:tr>
+        <w:trPr>
+          <w:cantSplit w:val="true"/>
+        </w:trPr>
         <w:tc>
           <w:tcPr>
             <w:tcW w:type="dxa" w:w="2409"/>
+            <w:tcMar>
+              <w:top w:w="57" w:type="dxa"/>
+              <w:left w:w="57" w:type="dxa"/>
+              <w:bottom w:w="57" w:type="dxa"/>
+              <w:right w:w="57" w:type="dxa"/>
+            </w:tcMar>
           </w:tcPr>
           <w:p>
-            <w:r/>
             <w:r>
               <w:rPr>
-                <w:rFonts w:ascii="Arial" w:hAnsi="Arial"/>
+                <w:rFonts w:ascii="Arial" w:hAnsi="Arial" w:cs="Arial"/>
+                <w:color w:val="000000"/>
+                <w:sz w:val="20"/>
+              </w:rPr>
+            </w:r>
+            <w:r>
+              <w:rPr>
+                <w:rFonts w:ascii="Arial" w:hAnsi="Arial" w:cs="Arial"/>
                 <w:b w:val="0"/>
                 <w:i w:val="0"/>
-                <w:sz w:val="22"/>
+                <w:color w:val="000000"/>
+                <w:sz w:val="20"/>
               </w:rPr>
               <w:t>Frekuensi radio</w:t>
             </w:r>
@@ -1450,15 +2603,28 @@
         <w:tc>
           <w:tcPr>
             <w:tcW w:type="dxa" w:w="2409"/>
+            <w:tcMar>
+              <w:top w:w="57" w:type="dxa"/>
+              <w:left w:w="57" w:type="dxa"/>
+              <w:bottom w:w="57" w:type="dxa"/>
+              <w:right w:w="57" w:type="dxa"/>
+            </w:tcMar>
           </w:tcPr>
           <w:p>
-            <w:r/>
             <w:r>
               <w:rPr>
-                <w:rFonts w:ascii="Arial" w:hAnsi="Arial"/>
+                <w:rFonts w:ascii="Arial" w:hAnsi="Arial" w:cs="Arial"/>
+                <w:color w:val="000000"/>
+                <w:sz w:val="20"/>
+              </w:rPr>
+            </w:r>
+            <w:r>
+              <w:rPr>
+                <w:rFonts w:ascii="Arial" w:hAnsi="Arial" w:cs="Arial"/>
                 <w:b w:val="0"/>
                 <w:i w:val="0"/>
-                <w:sz w:val="22"/>
+                <w:color w:val="000000"/>
+                <w:sz w:val="20"/>
               </w:rPr>
               <w:t>Kitaran tidak bermula bila medan kapasitans terganggu</w:t>
             </w:r>
@@ -1467,15 +2633,28 @@
         <w:tc>
           <w:tcPr>
             <w:tcW w:type="dxa" w:w="2409"/>
+            <w:tcMar>
+              <w:top w:w="57" w:type="dxa"/>
+              <w:left w:w="57" w:type="dxa"/>
+              <w:bottom w:w="57" w:type="dxa"/>
+              <w:right w:w="57" w:type="dxa"/>
+            </w:tcMar>
           </w:tcPr>
           <w:p>
-            <w:r/>
             <w:r>
               <w:rPr>
-                <w:rFonts w:ascii="Arial" w:hAnsi="Arial"/>
+                <w:rFonts w:ascii="Arial" w:hAnsi="Arial" w:cs="Arial"/>
+                <w:color w:val="000000"/>
+                <w:sz w:val="20"/>
+              </w:rPr>
+            </w:r>
+            <w:r>
+              <w:rPr>
+                <w:rFonts w:ascii="Arial" w:hAnsi="Arial" w:cs="Arial"/>
                 <w:b w:val="0"/>
                 <w:i w:val="0"/>
-                <w:sz w:val="22"/>
+                <w:color w:val="000000"/>
+                <w:sz w:val="20"/>
               </w:rPr>
               <w:t>Pergerakan lebih bebas</w:t>
             </w:r>
@@ -1484,15 +2663,28 @@
         <w:tc>
           <w:tcPr>
             <w:tcW w:type="dxa" w:w="2409"/>
+            <w:tcMar>
+              <w:top w:w="57" w:type="dxa"/>
+              <w:left w:w="57" w:type="dxa"/>
+              <w:bottom w:w="57" w:type="dxa"/>
+              <w:right w:w="57" w:type="dxa"/>
+            </w:tcMar>
           </w:tcPr>
           <w:p>
-            <w:r/>
             <w:r>
               <w:rPr>
-                <w:rFonts w:ascii="Arial" w:hAnsi="Arial"/>
+                <w:rFonts w:ascii="Arial" w:hAnsi="Arial" w:cs="Arial"/>
+                <w:color w:val="000000"/>
+                <w:sz w:val="20"/>
+              </w:rPr>
+            </w:r>
+            <w:r>
+              <w:rPr>
+                <w:rFonts w:ascii="Arial" w:hAnsi="Arial" w:cs="Arial"/>
                 <w:b w:val="0"/>
                 <w:i w:val="0"/>
-                <w:sz w:val="22"/>
+                <w:color w:val="000000"/>
+                <w:sz w:val="20"/>
               </w:rPr>
               <w:t>Tidak melindungi kegagalan mekanikal; sensitiviti antena perlu dilaras</w:t>
             </w:r>
@@ -1500,18 +2692,34 @@
         </w:tc>
       </w:tr>
       <w:tr>
+        <w:trPr>
+          <w:cantSplit w:val="true"/>
+        </w:trPr>
         <w:tc>
           <w:tcPr>
             <w:tcW w:type="dxa" w:w="2409"/>
+            <w:tcMar>
+              <w:top w:w="57" w:type="dxa"/>
+              <w:left w:w="57" w:type="dxa"/>
+              <w:bottom w:w="57" w:type="dxa"/>
+              <w:right w:w="57" w:type="dxa"/>
+            </w:tcMar>
           </w:tcPr>
           <w:p>
-            <w:r/>
             <w:r>
               <w:rPr>
-                <w:rFonts w:ascii="Arial" w:hAnsi="Arial"/>
+                <w:rFonts w:ascii="Arial" w:hAnsi="Arial" w:cs="Arial"/>
+                <w:color w:val="000000"/>
+                <w:sz w:val="20"/>
+              </w:rPr>
+            </w:r>
+            <w:r>
+              <w:rPr>
+                <w:rFonts w:ascii="Arial" w:hAnsi="Arial" w:cs="Arial"/>
                 <w:b w:val="0"/>
                 <w:i w:val="0"/>
-                <w:sz w:val="22"/>
+                <w:color w:val="000000"/>
+                <w:sz w:val="20"/>
               </w:rPr>
               <w:t>Elektro-mekanikal</w:t>
             </w:r>
@@ -1520,15 +2728,28 @@
         <w:tc>
           <w:tcPr>
             <w:tcW w:type="dxa" w:w="2409"/>
+            <w:tcMar>
+              <w:top w:w="57" w:type="dxa"/>
+              <w:left w:w="57" w:type="dxa"/>
+              <w:bottom w:w="57" w:type="dxa"/>
+              <w:right w:w="57" w:type="dxa"/>
+            </w:tcMar>
           </w:tcPr>
           <w:p>
-            <w:r/>
             <w:r>
               <w:rPr>
-                <w:rFonts w:ascii="Arial" w:hAnsi="Arial"/>
+                <w:rFonts w:ascii="Arial" w:hAnsi="Arial" w:cs="Arial"/>
+                <w:color w:val="000000"/>
+                <w:sz w:val="20"/>
+              </w:rPr>
+            </w:r>
+            <w:r>
+              <w:rPr>
+                <w:rFonts w:ascii="Arial" w:hAnsi="Arial" w:cs="Arial"/>
                 <w:b w:val="0"/>
                 <w:i w:val="0"/>
-                <w:sz w:val="22"/>
+                <w:color w:val="000000"/>
+                <w:sz w:val="20"/>
               </w:rPr>
               <w:t>Gangguan pergerakan bar/prob menghalang kitaran bermula</w:t>
             </w:r>
@@ -1537,15 +2758,28 @@
         <w:tc>
           <w:tcPr>
             <w:tcW w:type="dxa" w:w="2409"/>
+            <w:tcMar>
+              <w:top w:w="57" w:type="dxa"/>
+              <w:left w:w="57" w:type="dxa"/>
+              <w:bottom w:w="57" w:type="dxa"/>
+              <w:right w:w="57" w:type="dxa"/>
+            </w:tcMar>
           </w:tcPr>
           <w:p>
-            <w:r/>
             <w:r>
               <w:rPr>
-                <w:rFonts w:ascii="Arial" w:hAnsi="Arial"/>
+                <w:rFonts w:ascii="Arial" w:hAnsi="Arial" w:cs="Arial"/>
+                <w:color w:val="000000"/>
+                <w:sz w:val="20"/>
+              </w:rPr>
+            </w:r>
+            <w:r>
+              <w:rPr>
+                <w:rFonts w:ascii="Arial" w:hAnsi="Arial" w:cs="Arial"/>
                 <w:b w:val="0"/>
                 <w:i w:val="0"/>
-                <w:sz w:val="22"/>
+                <w:color w:val="000000"/>
+                <w:sz w:val="20"/>
               </w:rPr>
               <w:t>Membenarkan akses di titik operasi</w:t>
             </w:r>
@@ -1554,15 +2788,28 @@
         <w:tc>
           <w:tcPr>
             <w:tcW w:type="dxa" w:w="2409"/>
+            <w:tcMar>
+              <w:top w:w="57" w:type="dxa"/>
+              <w:left w:w="57" w:type="dxa"/>
+              <w:bottom w:w="57" w:type="dxa"/>
+              <w:right w:w="57" w:type="dxa"/>
+            </w:tcMar>
           </w:tcPr>
           <w:p>
-            <w:r/>
             <w:r>
               <w:rPr>
-                <w:rFonts w:ascii="Arial" w:hAnsi="Arial"/>
+                <w:rFonts w:ascii="Arial" w:hAnsi="Arial" w:cs="Arial"/>
+                <w:color w:val="000000"/>
+                <w:sz w:val="20"/>
+              </w:rPr>
+            </w:r>
+            <w:r>
+              <w:rPr>
+                <w:rFonts w:ascii="Arial" w:hAnsi="Arial" w:cs="Arial"/>
                 <w:b w:val="0"/>
                 <w:i w:val="0"/>
-                <w:sz w:val="22"/>
+                <w:color w:val="000000"/>
+                <w:sz w:val="20"/>
               </w:rPr>
               <w:t>Bar/prob perlu dilaras tepat untuk setiap aplikasi</w:t>
             </w:r>
@@ -1570,18 +2817,34 @@
         </w:tc>
       </w:tr>
       <w:tr>
+        <w:trPr>
+          <w:cantSplit w:val="true"/>
+        </w:trPr>
         <w:tc>
           <w:tcPr>
             <w:tcW w:type="dxa" w:w="2409"/>
+            <w:tcMar>
+              <w:top w:w="57" w:type="dxa"/>
+              <w:left w:w="57" w:type="dxa"/>
+              <w:bottom w:w="57" w:type="dxa"/>
+              <w:right w:w="57" w:type="dxa"/>
+            </w:tcMar>
           </w:tcPr>
           <w:p>
-            <w:r/>
             <w:r>
               <w:rPr>
-                <w:rFonts w:ascii="Arial" w:hAnsi="Arial"/>
+                <w:rFonts w:ascii="Arial" w:hAnsi="Arial" w:cs="Arial"/>
+                <w:color w:val="000000"/>
+                <w:sz w:val="20"/>
+              </w:rPr>
+            </w:r>
+            <w:r>
+              <w:rPr>
+                <w:rFonts w:ascii="Arial" w:hAnsi="Arial" w:cs="Arial"/>
                 <w:b w:val="0"/>
                 <w:i w:val="0"/>
-                <w:sz w:val="22"/>
+                <w:color w:val="000000"/>
+                <w:sz w:val="20"/>
               </w:rPr>
               <w:t>Tarik-balik</w:t>
             </w:r>
@@ -1590,15 +2853,28 @@
         <w:tc>
           <w:tcPr>
             <w:tcW w:type="dxa" w:w="2409"/>
+            <w:tcMar>
+              <w:top w:w="57" w:type="dxa"/>
+              <w:left w:w="57" w:type="dxa"/>
+              <w:bottom w:w="57" w:type="dxa"/>
+              <w:right w:w="57" w:type="dxa"/>
+            </w:tcMar>
           </w:tcPr>
           <w:p>
-            <w:r/>
             <w:r>
               <w:rPr>
-                <w:rFonts w:ascii="Arial" w:hAnsi="Arial"/>
+                <w:rFonts w:ascii="Arial" w:hAnsi="Arial" w:cs="Arial"/>
+                <w:color w:val="000000"/>
+                <w:sz w:val="20"/>
+              </w:rPr>
+            </w:r>
+            <w:r>
+              <w:rPr>
+                <w:rFonts w:ascii="Arial" w:hAnsi="Arial" w:cs="Arial"/>
                 <w:b w:val="0"/>
                 <w:i w:val="0"/>
-                <w:sz w:val="22"/>
+                <w:color w:val="000000"/>
+                <w:sz w:val="20"/>
               </w:rPr>
               <w:t>Tangan ditarik keluar semasa kitaran bermula</w:t>
             </w:r>
@@ -1607,15 +2883,28 @@
         <w:tc>
           <w:tcPr>
             <w:tcW w:type="dxa" w:w="2409"/>
+            <w:tcMar>
+              <w:top w:w="57" w:type="dxa"/>
+              <w:left w:w="57" w:type="dxa"/>
+              <w:bottom w:w="57" w:type="dxa"/>
+              <w:right w:w="57" w:type="dxa"/>
+            </w:tcMar>
           </w:tcPr>
           <w:p>
-            <w:r/>
             <w:r>
               <w:rPr>
-                <w:rFonts w:ascii="Arial" w:hAnsi="Arial"/>
+                <w:rFonts w:ascii="Arial" w:hAnsi="Arial" w:cs="Arial"/>
+                <w:color w:val="000000"/>
+                <w:sz w:val="20"/>
+              </w:rPr>
+            </w:r>
+            <w:r>
+              <w:rPr>
+                <w:rFonts w:ascii="Arial" w:hAnsi="Arial" w:cs="Arial"/>
                 <w:b w:val="0"/>
                 <w:i w:val="0"/>
-                <w:sz w:val="22"/>
+                <w:color w:val="000000"/>
+                <w:sz w:val="20"/>
               </w:rPr>
               <w:t>Hapuskan keperluan halangan tambahan</w:t>
             </w:r>
@@ -1624,15 +2913,28 @@
         <w:tc>
           <w:tcPr>
             <w:tcW w:type="dxa" w:w="2409"/>
+            <w:tcMar>
+              <w:top w:w="57" w:type="dxa"/>
+              <w:left w:w="57" w:type="dxa"/>
+              <w:bottom w:w="57" w:type="dxa"/>
+              <w:right w:w="57" w:type="dxa"/>
+            </w:tcMar>
           </w:tcPr>
           <w:p>
-            <w:r/>
             <w:r>
               <w:rPr>
-                <w:rFonts w:ascii="Arial" w:hAnsi="Arial"/>
+                <w:rFonts w:ascii="Arial" w:hAnsi="Arial" w:cs="Arial"/>
+                <w:color w:val="000000"/>
+                <w:sz w:val="20"/>
+              </w:rPr>
+            </w:r>
+            <w:r>
+              <w:rPr>
+                <w:rFonts w:ascii="Arial" w:hAnsi="Arial" w:cs="Arial"/>
                 <w:b w:val="0"/>
                 <w:i w:val="0"/>
-                <w:sz w:val="22"/>
+                <w:color w:val="000000"/>
+                <w:sz w:val="20"/>
               </w:rPr>
               <w:t>Hadkan pergerakan operator; perlu penyeliaan rapi</w:t>
             </w:r>
@@ -1640,18 +2942,34 @@
         </w:tc>
       </w:tr>
       <w:tr>
+        <w:trPr>
+          <w:cantSplit w:val="true"/>
+        </w:trPr>
         <w:tc>
           <w:tcPr>
             <w:tcW w:type="dxa" w:w="2409"/>
+            <w:tcMar>
+              <w:top w:w="57" w:type="dxa"/>
+              <w:left w:w="57" w:type="dxa"/>
+              <w:bottom w:w="57" w:type="dxa"/>
+              <w:right w:w="57" w:type="dxa"/>
+            </w:tcMar>
           </w:tcPr>
           <w:p>
-            <w:r/>
             <w:r>
               <w:rPr>
-                <w:rFonts w:ascii="Arial" w:hAnsi="Arial"/>
+                <w:rFonts w:ascii="Arial" w:hAnsi="Arial" w:cs="Arial"/>
+                <w:color w:val="000000"/>
+                <w:sz w:val="20"/>
+              </w:rPr>
+            </w:r>
+            <w:r>
+              <w:rPr>
+                <w:rFonts w:ascii="Arial" w:hAnsi="Arial" w:cs="Arial"/>
                 <w:b w:val="0"/>
                 <w:i w:val="0"/>
-                <w:sz w:val="22"/>
+                <w:color w:val="000000"/>
+                <w:sz w:val="20"/>
               </w:rPr>
               <w:t>Kawalan trip keselamatan</w:t>
             </w:r>
@@ -1660,15 +2978,28 @@
         <w:tc>
           <w:tcPr>
             <w:tcW w:type="dxa" w:w="2409"/>
+            <w:tcMar>
+              <w:top w:w="57" w:type="dxa"/>
+              <w:left w:w="57" w:type="dxa"/>
+              <w:bottom w:w="57" w:type="dxa"/>
+              <w:right w:w="57" w:type="dxa"/>
+            </w:tcMar>
           </w:tcPr>
           <w:p>
-            <w:r/>
             <w:r>
               <w:rPr>
-                <w:rFonts w:ascii="Arial" w:hAnsi="Arial"/>
+                <w:rFonts w:ascii="Arial" w:hAnsi="Arial" w:cs="Arial"/>
+                <w:color w:val="000000"/>
+                <w:sz w:val="20"/>
+              </w:rPr>
+            </w:r>
+            <w:r>
+              <w:rPr>
+                <w:rFonts w:ascii="Arial" w:hAnsi="Arial" w:cs="Arial"/>
                 <w:b w:val="0"/>
                 <w:i w:val="0"/>
-                <w:sz w:val="22"/>
+                <w:color w:val="000000"/>
+                <w:sz w:val="20"/>
               </w:rPr>
               <w:t>Menghentikan jentera bila dicetuskan</w:t>
             </w:r>
@@ -1677,15 +3008,28 @@
         <w:tc>
           <w:tcPr>
             <w:tcW w:type="dxa" w:w="2409"/>
+            <w:tcMar>
+              <w:top w:w="57" w:type="dxa"/>
+              <w:left w:w="57" w:type="dxa"/>
+              <w:bottom w:w="57" w:type="dxa"/>
+              <w:right w:w="57" w:type="dxa"/>
+            </w:tcMar>
           </w:tcPr>
           <w:p>
-            <w:r/>
             <w:r>
               <w:rPr>
-                <w:rFonts w:ascii="Arial" w:hAnsi="Arial"/>
+                <w:rFonts w:ascii="Arial" w:hAnsi="Arial" w:cs="Arial"/>
+                <w:color w:val="000000"/>
+                <w:sz w:val="20"/>
+              </w:rPr>
+            </w:r>
+            <w:r>
+              <w:rPr>
+                <w:rFonts w:ascii="Arial" w:hAnsi="Arial" w:cs="Arial"/>
                 <w:b w:val="0"/>
                 <w:i w:val="0"/>
-                <w:sz w:val="22"/>
+                <w:color w:val="000000"/>
+                <w:sz w:val="20"/>
               </w:rPr>
               <w:t>Mudah digunakan</w:t>
             </w:r>
@@ -1694,15 +3038,28 @@
         <w:tc>
           <w:tcPr>
             <w:tcW w:type="dxa" w:w="2409"/>
+            <w:tcMar>
+              <w:top w:w="57" w:type="dxa"/>
+              <w:left w:w="57" w:type="dxa"/>
+              <w:bottom w:w="57" w:type="dxa"/>
+              <w:right w:w="57" w:type="dxa"/>
+            </w:tcMar>
           </w:tcPr>
           <w:p>
-            <w:r/>
             <w:r>
               <w:rPr>
-                <w:rFonts w:ascii="Arial" w:hAnsi="Arial"/>
+                <w:rFonts w:ascii="Arial" w:hAnsi="Arial" w:cs="Arial"/>
+                <w:color w:val="000000"/>
+                <w:sz w:val="20"/>
+              </w:rPr>
+            </w:r>
+            <w:r>
+              <w:rPr>
+                <w:rFonts w:ascii="Arial" w:hAnsi="Arial" w:cs="Arial"/>
                 <w:b w:val="0"/>
                 <w:i w:val="0"/>
-                <w:sz w:val="22"/>
+                <w:color w:val="000000"/>
+                <w:sz w:val="20"/>
               </w:rPr>
               <w:t>Perlu diaktifkan secara manual; hanya melindungi operator</w:t>
             </w:r>
@@ -1710,18 +3067,34 @@
         </w:tc>
       </w:tr>
       <w:tr>
+        <w:trPr>
+          <w:cantSplit w:val="true"/>
+        </w:trPr>
         <w:tc>
           <w:tcPr>
             <w:tcW w:type="dxa" w:w="2409"/>
+            <w:tcMar>
+              <w:top w:w="57" w:type="dxa"/>
+              <w:left w:w="57" w:type="dxa"/>
+              <w:bottom w:w="57" w:type="dxa"/>
+              <w:right w:w="57" w:type="dxa"/>
+            </w:tcMar>
           </w:tcPr>
           <w:p>
-            <w:r/>
             <w:r>
               <w:rPr>
-                <w:rFonts w:ascii="Arial" w:hAnsi="Arial"/>
+                <w:rFonts w:ascii="Arial" w:hAnsi="Arial" w:cs="Arial"/>
+                <w:color w:val="000000"/>
+                <w:sz w:val="20"/>
+              </w:rPr>
+            </w:r>
+            <w:r>
+              <w:rPr>
+                <w:rFonts w:ascii="Arial" w:hAnsi="Arial" w:cs="Arial"/>
                 <w:b w:val="0"/>
                 <w:i w:val="0"/>
-                <w:sz w:val="22"/>
+                <w:color w:val="000000"/>
+                <w:sz w:val="20"/>
               </w:rPr>
               <w:t>Kawalan dua-tangan</w:t>
             </w:r>
@@ -1730,15 +3103,28 @@
         <w:tc>
           <w:tcPr>
             <w:tcW w:type="dxa" w:w="2409"/>
+            <w:tcMar>
+              <w:top w:w="57" w:type="dxa"/>
+              <w:left w:w="57" w:type="dxa"/>
+              <w:bottom w:w="57" w:type="dxa"/>
+              <w:right w:w="57" w:type="dxa"/>
+            </w:tcMar>
           </w:tcPr>
           <w:p>
-            <w:r/>
             <w:r>
               <w:rPr>
-                <w:rFonts w:ascii="Arial" w:hAnsi="Arial"/>
+                <w:rFonts w:ascii="Arial" w:hAnsi="Arial" w:cs="Arial"/>
+                <w:color w:val="000000"/>
+                <w:sz w:val="20"/>
+              </w:rPr>
+            </w:r>
+            <w:r>
+              <w:rPr>
+                <w:rFonts w:ascii="Arial" w:hAnsi="Arial" w:cs="Arial"/>
                 <w:b w:val="0"/>
                 <w:i w:val="0"/>
-                <w:sz w:val="22"/>
+                <w:color w:val="000000"/>
+                <w:sz w:val="20"/>
               </w:rPr>
               <w:t>Kedua-dua tangan diperlukan serentak</w:t>
             </w:r>
@@ -1747,15 +3133,28 @@
         <w:tc>
           <w:tcPr>
             <w:tcW w:type="dxa" w:w="2409"/>
+            <w:tcMar>
+              <w:top w:w="57" w:type="dxa"/>
+              <w:left w:w="57" w:type="dxa"/>
+              <w:bottom w:w="57" w:type="dxa"/>
+              <w:right w:w="57" w:type="dxa"/>
+            </w:tcMar>
           </w:tcPr>
           <w:p>
-            <w:r/>
             <w:r>
               <w:rPr>
-                <w:rFonts w:ascii="Arial" w:hAnsi="Arial"/>
+                <w:rFonts w:ascii="Arial" w:hAnsi="Arial" w:cs="Arial"/>
+                <w:color w:val="000000"/>
+                <w:sz w:val="20"/>
+              </w:rPr>
+            </w:r>
+            <w:r>
+              <w:rPr>
+                <w:rFonts w:ascii="Arial" w:hAnsi="Arial" w:cs="Arial"/>
                 <w:b w:val="0"/>
                 <w:i w:val="0"/>
-                <w:sz w:val="22"/>
+                <w:color w:val="000000"/>
+                <w:sz w:val="20"/>
               </w:rPr>
               <w:t>Tangan sentiasa jauh dari bahaya</w:t>
             </w:r>
@@ -1764,15 +3163,28 @@
         <w:tc>
           <w:tcPr>
             <w:tcW w:type="dxa" w:w="2409"/>
+            <w:tcMar>
+              <w:top w:w="57" w:type="dxa"/>
+              <w:left w:w="57" w:type="dxa"/>
+              <w:bottom w:w="57" w:type="dxa"/>
+              <w:right w:w="57" w:type="dxa"/>
+            </w:tcMar>
           </w:tcPr>
           <w:p>
-            <w:r/>
             <w:r>
               <w:rPr>
-                <w:rFonts w:ascii="Arial" w:hAnsi="Arial"/>
+                <w:rFonts w:ascii="Arial" w:hAnsi="Arial" w:cs="Arial"/>
+                <w:color w:val="000000"/>
+                <w:sz w:val="20"/>
+              </w:rPr>
+            </w:r>
+            <w:r>
+              <w:rPr>
+                <w:rFonts w:ascii="Arial" w:hAnsi="Arial" w:cs="Arial"/>
                 <w:b w:val="0"/>
                 <w:i w:val="0"/>
-                <w:sz w:val="22"/>
+                <w:color w:val="000000"/>
+                <w:sz w:val="20"/>
               </w:rPr>
               <w:t>Memerlukan jentera separuh kitaran berbrek; boleh dipintas</w:t>
             </w:r>
@@ -1780,18 +3192,34 @@
         </w:tc>
       </w:tr>
       <w:tr>
+        <w:trPr>
+          <w:cantSplit w:val="true"/>
+        </w:trPr>
         <w:tc>
           <w:tcPr>
             <w:tcW w:type="dxa" w:w="2409"/>
+            <w:tcMar>
+              <w:top w:w="57" w:type="dxa"/>
+              <w:left w:w="57" w:type="dxa"/>
+              <w:bottom w:w="57" w:type="dxa"/>
+              <w:right w:w="57" w:type="dxa"/>
+            </w:tcMar>
           </w:tcPr>
           <w:p>
-            <w:r/>
             <w:r>
               <w:rPr>
-                <w:rFonts w:ascii="Arial" w:hAnsi="Arial"/>
+                <w:rFonts w:ascii="Arial" w:hAnsi="Arial" w:cs="Arial"/>
+                <w:color w:val="000000"/>
+                <w:sz w:val="20"/>
+              </w:rPr>
+            </w:r>
+            <w:r>
+              <w:rPr>
+                <w:rFonts w:ascii="Arial" w:hAnsi="Arial" w:cs="Arial"/>
                 <w:b w:val="0"/>
                 <w:i w:val="0"/>
-                <w:sz w:val="22"/>
+                <w:color w:val="000000"/>
+                <w:sz w:val="20"/>
               </w:rPr>
               <w:t>Trip dua-tangan</w:t>
             </w:r>
@@ -1800,15 +3228,28 @@
         <w:tc>
           <w:tcPr>
             <w:tcW w:type="dxa" w:w="2409"/>
+            <w:tcMar>
+              <w:top w:w="57" w:type="dxa"/>
+              <w:left w:w="57" w:type="dxa"/>
+              <w:bottom w:w="57" w:type="dxa"/>
+              <w:right w:w="57" w:type="dxa"/>
+            </w:tcMar>
           </w:tcPr>
           <w:p>
-            <w:r/>
             <w:r>
               <w:rPr>
-                <w:rFonts w:ascii="Arial" w:hAnsi="Arial"/>
+                <w:rFonts w:ascii="Arial" w:hAnsi="Arial" w:cs="Arial"/>
+                <w:color w:val="000000"/>
+                <w:sz w:val="20"/>
+              </w:rPr>
+            </w:r>
+            <w:r>
+              <w:rPr>
+                <w:rFonts w:ascii="Arial" w:hAnsi="Arial" w:cs="Arial"/>
                 <w:b w:val="0"/>
                 <w:i w:val="0"/>
-                <w:sz w:val="22"/>
+                <w:color w:val="000000"/>
+                <w:sz w:val="20"/>
               </w:rPr>
               <w:t>Dua kawalan berasingan mesti dicetus serentak</w:t>
             </w:r>
@@ -1817,15 +3258,28 @@
         <w:tc>
           <w:tcPr>
             <w:tcW w:type="dxa" w:w="2409"/>
+            <w:tcMar>
+              <w:top w:w="57" w:type="dxa"/>
+              <w:left w:w="57" w:type="dxa"/>
+              <w:bottom w:w="57" w:type="dxa"/>
+              <w:right w:w="57" w:type="dxa"/>
+            </w:tcMar>
           </w:tcPr>
           <w:p>
-            <w:r/>
             <w:r>
               <w:rPr>
-                <w:rFonts w:ascii="Arial" w:hAnsi="Arial"/>
+                <w:rFonts w:ascii="Arial" w:hAnsi="Arial" w:cs="Arial"/>
+                <w:color w:val="000000"/>
+                <w:sz w:val="20"/>
+              </w:rPr>
+            </w:r>
+            <w:r>
+              <w:rPr>
+                <w:rFonts w:ascii="Arial" w:hAnsi="Arial" w:cs="Arial"/>
                 <w:b w:val="0"/>
                 <w:i w:val="0"/>
-                <w:sz w:val="22"/>
+                <w:color w:val="000000"/>
+                <w:sz w:val="20"/>
               </w:rPr>
               <w:t>Boleh disesuaikan pelbagai operasi</w:t>
             </w:r>
@@ -1834,15 +3288,28 @@
         <w:tc>
           <w:tcPr>
             <w:tcW w:type="dxa" w:w="2409"/>
+            <w:tcMar>
+              <w:top w:w="57" w:type="dxa"/>
+              <w:left w:w="57" w:type="dxa"/>
+              <w:bottom w:w="57" w:type="dxa"/>
+              <w:right w:w="57" w:type="dxa"/>
+            </w:tcMar>
           </w:tcPr>
           <w:p>
-            <w:r/>
             <w:r>
               <w:rPr>
-                <w:rFonts w:ascii="Arial" w:hAnsi="Arial"/>
+                <w:rFonts w:ascii="Arial" w:hAnsi="Arial" w:cs="Arial"/>
+                <w:color w:val="000000"/>
+                <w:sz w:val="20"/>
+              </w:rPr>
+            </w:r>
+            <w:r>
+              <w:rPr>
+                <w:rFonts w:ascii="Arial" w:hAnsi="Arial" w:cs="Arial"/>
                 <w:b w:val="0"/>
                 <w:i w:val="0"/>
-                <w:sz w:val="22"/>
+                <w:color w:val="000000"/>
+                <w:sz w:val="20"/>
               </w:rPr>
               <w:t>Operator boleh cuba capai kawasan bahaya selepas trip</w:t>
             </w:r>
@@ -1850,18 +3317,34 @@
         </w:tc>
       </w:tr>
       <w:tr>
+        <w:trPr>
+          <w:cantSplit w:val="true"/>
+        </w:trPr>
         <w:tc>
           <w:tcPr>
             <w:tcW w:type="dxa" w:w="2409"/>
+            <w:tcMar>
+              <w:top w:w="57" w:type="dxa"/>
+              <w:left w:w="57" w:type="dxa"/>
+              <w:bottom w:w="57" w:type="dxa"/>
+              <w:right w:w="57" w:type="dxa"/>
+            </w:tcMar>
           </w:tcPr>
           <w:p>
-            <w:r/>
             <w:r>
               <w:rPr>
-                <w:rFonts w:ascii="Arial" w:hAnsi="Arial"/>
+                <w:rFonts w:ascii="Arial" w:hAnsi="Arial" w:cs="Arial"/>
+                <w:color w:val="000000"/>
+                <w:sz w:val="20"/>
+              </w:rPr>
+            </w:r>
+            <w:r>
+              <w:rPr>
+                <w:rFonts w:ascii="Arial" w:hAnsi="Arial" w:cs="Arial"/>
                 <w:b w:val="0"/>
                 <w:i w:val="0"/>
-                <w:sz w:val="22"/>
+                <w:color w:val="000000"/>
+                <w:sz w:val="20"/>
               </w:rPr>
               <w:t>Pintu (Gate)</w:t>
             </w:r>
@@ -1870,15 +3353,28 @@
         <w:tc>
           <w:tcPr>
             <w:tcW w:type="dxa" w:w="2409"/>
+            <w:tcMar>
+              <w:top w:w="57" w:type="dxa"/>
+              <w:left w:w="57" w:type="dxa"/>
+              <w:bottom w:w="57" w:type="dxa"/>
+              <w:right w:w="57" w:type="dxa"/>
+            </w:tcMar>
           </w:tcPr>
           <w:p>
-            <w:r/>
             <w:r>
               <w:rPr>
-                <w:rFonts w:ascii="Arial" w:hAnsi="Arial"/>
+                <w:rFonts w:ascii="Arial" w:hAnsi="Arial" w:cs="Arial"/>
+                <w:color w:val="000000"/>
+                <w:sz w:val="20"/>
+              </w:rPr>
+            </w:r>
+            <w:r>
+              <w:rPr>
+                <w:rFonts w:ascii="Arial" w:hAnsi="Arial" w:cs="Arial"/>
                 <w:b w:val="0"/>
                 <w:i w:val="0"/>
-                <w:sz w:val="22"/>
+                <w:color w:val="000000"/>
+                <w:sz w:val="20"/>
               </w:rPr>
               <w:t>Halangan antara kawasan bahaya dan operator</w:t>
             </w:r>
@@ -1887,15 +3383,28 @@
         <w:tc>
           <w:tcPr>
             <w:tcW w:type="dxa" w:w="2409"/>
+            <w:tcMar>
+              <w:top w:w="57" w:type="dxa"/>
+              <w:left w:w="57" w:type="dxa"/>
+              <w:bottom w:w="57" w:type="dxa"/>
+              <w:right w:w="57" w:type="dxa"/>
+            </w:tcMar>
           </w:tcPr>
           <w:p>
-            <w:r/>
             <w:r>
               <w:rPr>
-                <w:rFonts w:ascii="Arial" w:hAnsi="Arial"/>
+                <w:rFonts w:ascii="Arial" w:hAnsi="Arial" w:cs="Arial"/>
+                <w:color w:val="000000"/>
+                <w:sz w:val="20"/>
+              </w:rPr>
+            </w:r>
+            <w:r>
+              <w:rPr>
+                <w:rFonts w:ascii="Arial" w:hAnsi="Arial" w:cs="Arial"/>
                 <w:b w:val="0"/>
                 <w:i w:val="0"/>
-                <w:sz w:val="22"/>
+                <w:color w:val="000000"/>
+                <w:sz w:val="20"/>
               </w:rPr>
               <w:t>Cegah capaian/berjalan masuk</w:t>
             </w:r>
@@ -1904,15 +3413,28 @@
         <w:tc>
           <w:tcPr>
             <w:tcW w:type="dxa" w:w="2409"/>
+            <w:tcMar>
+              <w:top w:w="57" w:type="dxa"/>
+              <w:left w:w="57" w:type="dxa"/>
+              <w:bottom w:w="57" w:type="dxa"/>
+              <w:right w:w="57" w:type="dxa"/>
+            </w:tcMar>
           </w:tcPr>
           <w:p>
-            <w:r/>
             <w:r>
               <w:rPr>
-                <w:rFonts w:ascii="Arial" w:hAnsi="Arial"/>
+                <w:rFonts w:ascii="Arial" w:hAnsi="Arial" w:cs="Arial"/>
+                <w:color w:val="000000"/>
+                <w:sz w:val="20"/>
+              </w:rPr>
+            </w:r>
+            <w:r>
+              <w:rPr>
+                <w:rFonts w:ascii="Arial" w:hAnsi="Arial" w:cs="Arial"/>
                 <w:b w:val="0"/>
                 <w:i w:val="0"/>
-                <w:sz w:val="22"/>
+                <w:color w:val="000000"/>
+                <w:sz w:val="20"/>
               </w:rPr>
               <w:t>Perlu pemeriksaan kerap; boleh halang penglihatan</w:t>
             </w:r>
@@ -1923,58 +3445,69 @@
     <w:p/>
     <w:p>
       <w:pPr>
-        <w:spacing w:after="160"/>
+        <w:spacing w:after="120" w:line="276" w:lineRule="auto"/>
+        <w:jc w:val="left"/>
       </w:pPr>
       <w:r>
         <w:rPr>
-          <w:rFonts w:ascii="Arial" w:hAnsi="Arial"/>
+          <w:rFonts w:ascii="Arial" w:hAnsi="Arial" w:cs="Arial"/>
           <w:b w:val="0"/>
           <w:i/>
+          <w:color w:val="000000"/>
           <w:sz w:val="22"/>
         </w:rPr>
         <w:t>Contoh studio:</w:t>
       </w:r>
       <w:r>
         <w:rPr>
-          <w:rFonts w:ascii="Arial" w:hAnsi="Arial"/>
+          <w:rFonts w:ascii="Arial" w:hAnsi="Arial" w:cs="Arial"/>
           <w:b w:val="0"/>
           <w:i w:val="0"/>
+          <w:color w:val="000000"/>
           <w:sz w:val="22"/>
         </w:rPr>
         <w:t xml:space="preserve"> Sensor keselamatan fotoelektrik pada pintu masuk bilik server pusat data studio menghentikan sistem hidraulik rak bergerak (moving storage rack) jika seseorang berada di laluan pergerakan — mengaplikasikan prinsip presence-sensing device kepada infrastruktur storan media, bukan jentera pembuatan.</w:t>
       </w:r>
     </w:p>
     <w:p>
+      <w:pPr>
+        <w:spacing w:before="120" w:after="120" w:line="276" w:lineRule="auto"/>
+        <w:jc w:val="left"/>
+      </w:pPr>
       <w:r>
         <w:rPr>
-          <w:rFonts w:ascii="Arial" w:hAnsi="Arial"/>
+          <w:rFonts w:ascii="Arial" w:hAnsi="Arial" w:cs="Arial"/>
           <w:b/>
-          <w:sz w:val="24"/>
+          <w:color w:val="000000"/>
+          <w:sz w:val="22"/>
         </w:rPr>
         <w:t>SOALAN</w:t>
       </w:r>
       <w:r>
         <w:rPr>
-          <w:rFonts w:ascii="Arial" w:hAnsi="Arial"/>
+          <w:rFonts w:ascii="Arial" w:hAnsi="Arial" w:cs="Arial"/>
           <w:b/>
-          <w:sz w:val="24"/>
+          <w:color w:val="000000"/>
+          <w:sz w:val="22"/>
         </w:rPr>
         <w:t>/</w:t>
       </w:r>
       <w:r>
         <w:rPr>
-          <w:rFonts w:ascii="Arial" w:hAnsi="Arial"/>
+          <w:rFonts w:ascii="Arial" w:hAnsi="Arial" w:cs="Arial"/>
           <w:b/>
           <w:i/>
-          <w:sz w:val="24"/>
+          <w:color w:val="000000"/>
+          <w:sz w:val="22"/>
         </w:rPr>
         <w:t>QUESTION</w:t>
       </w:r>
       <w:r>
         <w:rPr>
-          <w:rFonts w:ascii="Arial" w:hAnsi="Arial"/>
+          <w:rFonts w:ascii="Arial" w:hAnsi="Arial" w:cs="Arial"/>
           <w:b/>
-          <w:sz w:val="24"/>
+          <w:color w:val="000000"/>
+          <w:sz w:val="22"/>
         </w:rPr>
         <w:t>:</w:t>
       </w:r>
@@ -1982,13 +3515,15 @@
     <w:p/>
     <w:p>
       <w:pPr>
-        <w:spacing w:after="160"/>
+        <w:spacing w:after="120" w:line="276" w:lineRule="auto"/>
+        <w:jc w:val="left"/>
       </w:pPr>
       <w:r>
         <w:rPr>
-          <w:rFonts w:ascii="Arial" w:hAnsi="Arial"/>
+          <w:rFonts w:ascii="Arial" w:hAnsi="Arial" w:cs="Arial"/>
           <w:b w:val="0"/>
           <w:i w:val="0"/>
+          <w:color w:val="000000"/>
           <w:sz w:val="22"/>
         </w:rPr>
         <w:t>1. Apakah keperluan pengawal keselamatan (safeguards)?</w:t>
@@ -1996,22 +3531,25 @@
     </w:p>
     <w:p>
       <w:pPr>
-        <w:spacing w:after="160"/>
+        <w:spacing w:after="120" w:line="276" w:lineRule="auto"/>
+        <w:jc w:val="left"/>
       </w:pPr>
       <w:r>
         <w:rPr>
-          <w:rFonts w:ascii="Arial" w:hAnsi="Arial"/>
+          <w:rFonts w:ascii="Arial" w:hAnsi="Arial" w:cs="Arial"/>
           <w:b w:val="0"/>
           <w:i/>
+          <w:color w:val="000000"/>
           <w:sz w:val="22"/>
         </w:rPr>
         <w:t>Jawapan model:</w:t>
       </w:r>
       <w:r>
         <w:rPr>
-          <w:rFonts w:ascii="Arial" w:hAnsi="Arial"/>
+          <w:rFonts w:ascii="Arial" w:hAnsi="Arial" w:cs="Arial"/>
           <w:b w:val="0"/>
           <w:i w:val="0"/>
+          <w:color w:val="000000"/>
           <w:sz w:val="22"/>
         </w:rPr>
         <w:t xml:space="preserve"> Mesti mencegah sentuhan dengan bahagian bergerak berbahaya, menyediakan keselamatan (tidak mudah ditanggalkan), melindungi daripada objek jatuh, tidak mewujudkan bahaya baharu, dan tidak mewujudkan gangguan kepada kerja.</w:t>
@@ -2019,13 +3557,15 @@
     </w:p>
     <w:p>
       <w:pPr>
-        <w:spacing w:after="160"/>
+        <w:spacing w:after="120" w:line="276" w:lineRule="auto"/>
+        <w:jc w:val="left"/>
       </w:pPr>
       <w:r>
         <w:rPr>
-          <w:rFonts w:ascii="Arial" w:hAnsi="Arial"/>
+          <w:rFonts w:ascii="Arial" w:hAnsi="Arial" w:cs="Arial"/>
           <w:b w:val="0"/>
           <w:i w:val="0"/>
+          <w:color w:val="000000"/>
           <w:sz w:val="22"/>
         </w:rPr>
         <w:t>2. Mengapa kita perlu mengawal (safeguard) mana-mana jentera yang memerlukan pengawalan, contohnya rig lampu bermotor atau slider kamera bermotor studio?</w:t>
@@ -2033,22 +3573,25 @@
     </w:p>
     <w:p>
       <w:pPr>
-        <w:spacing w:after="160"/>
+        <w:spacing w:after="120" w:line="276" w:lineRule="auto"/>
+        <w:jc w:val="left"/>
       </w:pPr>
       <w:r>
         <w:rPr>
-          <w:rFonts w:ascii="Arial" w:hAnsi="Arial"/>
+          <w:rFonts w:ascii="Arial" w:hAnsi="Arial" w:cs="Arial"/>
           <w:b w:val="0"/>
           <w:i/>
+          <w:color w:val="000000"/>
           <w:sz w:val="22"/>
         </w:rPr>
         <w:t>Jawapan model:</w:t>
       </w:r>
       <w:r>
         <w:rPr>
-          <w:rFonts w:ascii="Arial" w:hAnsi="Arial"/>
+          <w:rFonts w:ascii="Arial" w:hAnsi="Arial" w:cs="Arial"/>
           <w:b w:val="0"/>
           <w:i w:val="0"/>
+          <w:color w:val="000000"/>
           <w:sz w:val="22"/>
         </w:rPr>
         <w:t xml:space="preserve"> Untuk melindungi pekerja daripada bahaya mekanikal (terperangkap, terhempap, tersentuh bahagian bergerak) semasa mengendalikan peralatan bermotor studio, dan untuk mematuhi kewajipan majikan di bawah OSHA 1994/FMA 1967 menyediakan tempat kerja selamat.</w:t>
@@ -2056,13 +3599,15 @@
     </w:p>
     <w:p>
       <w:pPr>
-        <w:spacing w:after="160"/>
+        <w:spacing w:after="120" w:line="276" w:lineRule="auto"/>
+        <w:jc w:val="left"/>
       </w:pPr>
       <w:r>
         <w:rPr>
-          <w:rFonts w:ascii="Arial" w:hAnsi="Arial"/>
+          <w:rFonts w:ascii="Arial" w:hAnsi="Arial" w:cs="Arial"/>
           <w:b w:val="0"/>
           <w:i w:val="0"/>
+          <w:color w:val="000000"/>
           <w:sz w:val="22"/>
         </w:rPr>
         <w:t>3. Terangkan tiga (3) jenis am pengawal jentera.</w:t>
@@ -2070,58 +3615,69 @@
     </w:p>
     <w:p>
       <w:pPr>
-        <w:spacing w:after="160"/>
+        <w:spacing w:after="120" w:line="276" w:lineRule="auto"/>
+        <w:jc w:val="left"/>
       </w:pPr>
       <w:r>
         <w:rPr>
-          <w:rFonts w:ascii="Arial" w:hAnsi="Arial"/>
+          <w:rFonts w:ascii="Arial" w:hAnsi="Arial" w:cs="Arial"/>
           <w:b w:val="0"/>
           <w:i/>
+          <w:color w:val="000000"/>
           <w:sz w:val="22"/>
         </w:rPr>
         <w:t>Jawapan model:</w:t>
       </w:r>
       <w:r>
         <w:rPr>
-          <w:rFonts w:ascii="Arial" w:hAnsi="Arial"/>
+          <w:rFonts w:ascii="Arial" w:hAnsi="Arial" w:cs="Arial"/>
           <w:b w:val="0"/>
           <w:i w:val="0"/>
+          <w:color w:val="000000"/>
           <w:sz w:val="22"/>
         </w:rPr>
         <w:t xml:space="preserve"> (i) Pengawal Tetap — bahagian kekal jentera, tidak bergerak; (ii) Pengawal Berpaut — mematikan kuasa secara automatik apabila dibuka; (iii) Pengawal Boleh Laras — boleh dilaras untuk menampung saiz stok berbeza.</w:t>
       </w:r>
     </w:p>
     <w:p>
+      <w:pPr>
+        <w:spacing w:before="120" w:after="120" w:line="276" w:lineRule="auto"/>
+        <w:jc w:val="left"/>
+      </w:pPr>
       <w:r>
         <w:rPr>
-          <w:rFonts w:ascii="Arial" w:hAnsi="Arial"/>
+          <w:rFonts w:ascii="Arial" w:hAnsi="Arial" w:cs="Arial"/>
           <w:b/>
-          <w:sz w:val="24"/>
+          <w:color w:val="000000"/>
+          <w:sz w:val="22"/>
         </w:rPr>
         <w:t>RUJUKAN</w:t>
       </w:r>
       <w:r>
         <w:rPr>
-          <w:rFonts w:ascii="Arial" w:hAnsi="Arial"/>
+          <w:rFonts w:ascii="Arial" w:hAnsi="Arial" w:cs="Arial"/>
           <w:b/>
-          <w:sz w:val="24"/>
+          <w:color w:val="000000"/>
+          <w:sz w:val="22"/>
         </w:rPr>
         <w:t>/</w:t>
       </w:r>
       <w:r>
         <w:rPr>
-          <w:rFonts w:ascii="Arial" w:hAnsi="Arial"/>
+          <w:rFonts w:ascii="Arial" w:hAnsi="Arial" w:cs="Arial"/>
           <w:b/>
           <w:i/>
-          <w:sz w:val="24"/>
+          <w:color w:val="000000"/>
+          <w:sz w:val="22"/>
         </w:rPr>
         <w:t>REFERENCES</w:t>
       </w:r>
       <w:r>
         <w:rPr>
-          <w:rFonts w:ascii="Arial" w:hAnsi="Arial"/>
+          <w:rFonts w:ascii="Arial" w:hAnsi="Arial" w:cs="Arial"/>
           <w:b/>
-          <w:sz w:val="24"/>
+          <w:color w:val="000000"/>
+          <w:sz w:val="22"/>
         </w:rPr>
         <w:t>:</w:t>
       </w:r>
@@ -2129,13 +3685,15 @@
     <w:p/>
     <w:p>
       <w:pPr>
-        <w:spacing w:after="160"/>
+        <w:spacing w:after="120" w:line="276" w:lineRule="auto"/>
+        <w:jc w:val="left"/>
       </w:pPr>
       <w:r>
         <w:rPr>
-          <w:rFonts w:ascii="Arial" w:hAnsi="Arial"/>
+          <w:rFonts w:ascii="Arial" w:hAnsi="Arial" w:cs="Arial"/>
           <w:b w:val="0"/>
           <w:i w:val="0"/>
+          <w:color w:val="000000"/>
           <w:sz w:val="22"/>
         </w:rPr>
         <w:t>1. Occupational Safety and Health Act 1994, (2010) Malaysia, PenerbitanAkta (M), ISBN-978-967-576-9221.</w:t>
@@ -2143,13 +3701,15 @@
     </w:p>
     <w:p>
       <w:pPr>
-        <w:spacing w:after="160"/>
+        <w:spacing w:after="120" w:line="276" w:lineRule="auto"/>
+        <w:jc w:val="left"/>
       </w:pPr>
       <w:r>
         <w:rPr>
-          <w:rFonts w:ascii="Arial" w:hAnsi="Arial"/>
+          <w:rFonts w:ascii="Arial" w:hAnsi="Arial" w:cs="Arial"/>
           <w:b w:val="0"/>
           <w:i w:val="0"/>
+          <w:color w:val="000000"/>
           <w:sz w:val="22"/>
         </w:rPr>
         <w:t>2. Chessebro T.; O'Connor L.; Rios F., (2009), Communicating in the Workplace. Prentice Hall. ISBN-13 978-0136136910.</w:t>
@@ -2157,13 +3717,15 @@
     </w:p>
     <w:p>
       <w:pPr>
-        <w:spacing w:after="160"/>
+        <w:spacing w:after="120" w:line="276" w:lineRule="auto"/>
+        <w:jc w:val="left"/>
       </w:pPr>
       <w:r>
         <w:rPr>
-          <w:rFonts w:ascii="Arial" w:hAnsi="Arial"/>
+          <w:rFonts w:ascii="Arial" w:hAnsi="Arial" w:cs="Arial"/>
           <w:b w:val="0"/>
           <w:i w:val="0"/>
+          <w:color w:val="000000"/>
           <w:sz w:val="22"/>
         </w:rPr>
         <w:t>3. Vergo P., (1974). Health and Safety at Work etc Act 1974, (Public General Acts – Elizabeth II), TSO. ISBN-13 978-0105437741</w:t>
@@ -2171,13 +3733,15 @@
     </w:p>
     <w:p>
       <w:pPr>
-        <w:spacing w:after="160"/>
+        <w:spacing w:after="120" w:line="276" w:lineRule="auto"/>
+        <w:jc w:val="left"/>
       </w:pPr>
       <w:r>
         <w:rPr>
-          <w:rFonts w:ascii="Arial" w:hAnsi="Arial"/>
+          <w:rFonts w:ascii="Arial" w:hAnsi="Arial" w:cs="Arial"/>
           <w:b w:val="0"/>
           <w:i w:val="0"/>
+          <w:color w:val="000000"/>
           <w:sz w:val="22"/>
         </w:rPr>
         <w:t>4. Health and Safety Executive, (1998), Workplace Health, Safety and Welfare: Workplace (Health, Safety and Welfare) Regulations 1992 - Approved Code of Practice and Guidance (Health and Safety Commission). HSE Books. ISBN-13 978-0717604135.</w:t>
@@ -2185,13 +3749,15 @@
     </w:p>
     <w:p>
       <w:pPr>
-        <w:spacing w:after="160"/>
+        <w:spacing w:after="120" w:line="276" w:lineRule="auto"/>
+        <w:jc w:val="left"/>
       </w:pPr>
       <w:r>
         <w:rPr>
-          <w:rFonts w:ascii="Arial" w:hAnsi="Arial"/>
+          <w:rFonts w:ascii="Arial" w:hAnsi="Arial" w:cs="Arial"/>
           <w:b w:val="0"/>
           <w:i w:val="0"/>
+          <w:color w:val="000000"/>
           <w:sz w:val="22"/>
         </w:rPr>
         <w:t>5. HSE, (2014). Health and Safety Guidance. HSE Book. ISBN 9780717665877.</w:t>
@@ -2264,614 +3830,8 @@
     <w:pPr>
       <w:pStyle w:val="Header"/>
     </w:pPr>
+    <w:r/>
   </w:p>
-  <w:tbl>
-    <w:tblPr>
-      <w:tblW w:type="auto" w:w="0"/>
-      <w:jc w:val="center"/>
-      <w:tblLook w:firstColumn="1" w:firstRow="1" w:lastColumn="0" w:lastRow="0" w:noHBand="0" w:noVBand="1" w:val="04A0"/>
-      <w:tblBorders>
-        <w:top w:val="single" w:sz="4" w:space="0" w:color="000000"/>
-        <w:left w:val="single" w:sz="4" w:space="0" w:color="000000"/>
-        <w:bottom w:val="single" w:sz="4" w:space="0" w:color="000000"/>
-        <w:right w:val="single" w:sz="4" w:space="0" w:color="000000"/>
-        <w:insideH w:val="single" w:sz="4" w:space="0" w:color="000000"/>
-        <w:insideV w:val="single" w:sz="4" w:space="0" w:color="000000"/>
-      </w:tblBorders>
-    </w:tblPr>
-    <w:tblGrid>
-      <w:gridCol w:w="3213"/>
-      <w:gridCol w:w="3213"/>
-      <w:gridCol w:w="3213"/>
-    </w:tblGrid>
-    <w:tr>
-      <w:tc>
-        <w:tcPr>
-          <w:tcW w:type="dxa" w:w="2551"/>
-          <w:vAlign w:val="center"/>
-          <w:tcMar>
-            <w:top w:w="40" w:type="dxa"/>
-            <w:bottom w:w="40" w:type="dxa"/>
-            <w:start w:w="80" w:type="dxa"/>
-            <w:end w:w="80" w:type="dxa"/>
-          </w:tcMar>
-        </w:tcPr>
-        <w:p>
-          <w:pPr>
-            <w:jc w:val="left"/>
-          </w:pPr>
-          <w:r>
-            <w:drawing>
-              <wp:inline xmlns:a="http://schemas.openxmlformats.org/drawingml/2006/main" xmlns:pic="http://schemas.openxmlformats.org/drawingml/2006/picture">
-                <wp:extent cx="885785" cy="1404000"/>
-                <wp:docPr id="1" name="Picture 1"/>
-                <wp:cNvGraphicFramePr>
-                  <a:graphicFrameLocks noChangeAspect="1"/>
-                </wp:cNvGraphicFramePr>
-                <a:graphic>
-                  <a:graphicData uri="http://schemas.openxmlformats.org/drawingml/2006/picture">
-                    <pic:pic>
-                      <pic:nvPicPr>
-                        <pic:cNvPr id="0" name="jpk-logo-official.png"/>
-                        <pic:cNvPicPr/>
-                      </pic:nvPicPr>
-                      <pic:blipFill>
-                        <a:blip r:embed="rId1"/>
-                        <a:stretch>
-                          <a:fillRect/>
-                        </a:stretch>
-                      </pic:blipFill>
-                      <pic:spPr>
-                        <a:xfrm>
-                          <a:off x="0" y="0"/>
-                          <a:ext cx="885785" cy="1404000"/>
-                        </a:xfrm>
-                        <a:prstGeom prst="rect"/>
-                      </pic:spPr>
-                    </pic:pic>
-                  </a:graphicData>
-                </a:graphic>
-              </wp:inline>
-            </w:drawing>
-          </w:r>
-        </w:p>
-      </w:tc>
-      <w:tc>
-        <w:tcPr>
-          <w:tcW w:type="dxa" w:w="2268"/>
-          <w:gridSpan w:val="2"/>
-          <w:tcMar>
-            <w:top w:w="40" w:type="dxa"/>
-            <w:bottom w:w="40" w:type="dxa"/>
-            <w:start w:w="80" w:type="dxa"/>
-            <w:end w:w="80" w:type="dxa"/>
-          </w:tcMar>
-          <w:tcMar>
-            <w:top w:w="40" w:type="dxa"/>
-            <w:bottom w:w="40" w:type="dxa"/>
-            <w:start w:w="80" w:type="dxa"/>
-            <w:end w:w="80" w:type="dxa"/>
-          </w:tcMar>
-        </w:tcPr>
-        <w:p>
-          <w:r/>
-          <w:r>
-            <w:rPr>
-              <w:rFonts w:ascii="Arial" w:hAnsi="Arial"/>
-              <w:b/>
-              <w:sz w:val="22"/>
-            </w:rPr>
-            <w:t>JABATAN PEMBANGUNAN KEMAHIRAN</w:t>
-          </w:r>
-        </w:p>
-        <w:p>
-          <w:r>
-            <w:rPr>
-              <w:rFonts w:ascii="Arial" w:hAnsi="Arial"/>
-              <w:b/>
-              <w:sz w:val="22"/>
-            </w:rPr>
-            <w:t>KEMENTERIAN SUMBER MANUSIA</w:t>
-          </w:r>
-        </w:p>
-        <w:p>
-          <w:r>
-            <w:rPr>
-              <w:rFonts w:ascii="Arial" w:hAnsi="Arial"/>
-              <w:b/>
-              <w:sz w:val="22"/>
-            </w:rPr>
-            <w:t>ARAS 7 &amp; 8 BLOK D4, KOMPLEK D</w:t>
-          </w:r>
-        </w:p>
-        <w:p>
-          <w:r>
-            <w:rPr>
-              <w:rFonts w:ascii="Arial" w:hAnsi="Arial"/>
-              <w:b/>
-              <w:sz w:val="22"/>
-            </w:rPr>
-            <w:t>PUSAT PENTADBIRAN KERAJAAN PERSEKUTUAN</w:t>
-          </w:r>
-        </w:p>
-        <w:p>
-          <w:r>
-            <w:rPr>
-              <w:rFonts w:ascii="Arial" w:hAnsi="Arial"/>
-              <w:b/>
-              <w:sz w:val="22"/>
-            </w:rPr>
-            <w:t>62530 PUTRAJAYA</w:t>
-          </w:r>
-        </w:p>
-        <w:p/>
-        <w:p>
-          <w:r>
-            <w:rPr>
-              <w:rFonts w:ascii="Arial" w:hAnsi="Arial"/>
-              <w:b/>
-              <w:sz w:val="40"/>
-            </w:rPr>
-            <w:t>KERTAS PENERANGAN</w:t>
-          </w:r>
-        </w:p>
-        <w:p>
-          <w:r>
-            <w:rPr>
-              <w:rFonts w:ascii="Arial" w:hAnsi="Arial"/>
-              <w:b/>
-              <w:sz w:val="24"/>
-            </w:rPr>
-            <w:t>(</w:t>
-          </w:r>
-          <w:r>
-            <w:rPr>
-              <w:rFonts w:ascii="Arial" w:hAnsi="Arial"/>
-              <w:b/>
-              <w:i/>
-              <w:sz w:val="24"/>
-            </w:rPr>
-            <w:t>INFORMATION SHEET</w:t>
-          </w:r>
-          <w:r>
-            <w:rPr>
-              <w:rFonts w:ascii="Arial" w:hAnsi="Arial"/>
-              <w:b/>
-              <w:sz w:val="24"/>
-            </w:rPr>
-            <w:t>)</w:t>
-          </w:r>
-        </w:p>
-      </w:tc>
-    </w:tr>
-    <w:tr>
-      <w:tc>
-        <w:tcPr>
-          <w:tcW w:type="dxa" w:w="2551"/>
-          <w:tcMar>
-            <w:top w:w="40" w:type="dxa"/>
-            <w:bottom w:w="40" w:type="dxa"/>
-            <w:start w:w="80" w:type="dxa"/>
-            <w:end w:w="80" w:type="dxa"/>
-          </w:tcMar>
-        </w:tcPr>
-        <w:p>
-          <w:r/>
-          <w:r>
-            <w:rPr>
-              <w:rFonts w:ascii="Arial" w:hAnsi="Arial"/>
-              <w:b/>
-              <w:sz w:val="22"/>
-            </w:rPr>
-            <w:t xml:space="preserve">KOD DAN NAMA PROGRAM / </w:t>
-          </w:r>
-          <w:r>
-            <w:rPr>
-              <w:rFonts w:ascii="Arial" w:hAnsi="Arial"/>
-              <w:b/>
-              <w:i/>
-              <w:sz w:val="22"/>
-            </w:rPr>
-            <w:t>PROGRAM'S CODE AND NAME</w:t>
-          </w:r>
-        </w:p>
-      </w:tc>
-      <w:tc>
-        <w:tcPr>
-          <w:tcW w:type="dxa" w:w="2268"/>
-          <w:gridSpan w:val="2"/>
-          <w:tcMar>
-            <w:top w:w="40" w:type="dxa"/>
-            <w:bottom w:w="40" w:type="dxa"/>
-            <w:start w:w="80" w:type="dxa"/>
-            <w:end w:w="80" w:type="dxa"/>
-          </w:tcMar>
-          <w:tcMar>
-            <w:top w:w="40" w:type="dxa"/>
-            <w:bottom w:w="40" w:type="dxa"/>
-            <w:start w:w="80" w:type="dxa"/>
-            <w:end w:w="80" w:type="dxa"/>
-          </w:tcMar>
-        </w:tcPr>
-        <w:p>
-          <w:r/>
-          <w:r>
-            <w:rPr>
-              <w:rFonts w:ascii="Arial" w:hAnsi="Arial"/>
-              <w:b/>
-              <w:i w:val="0"/>
-              <w:sz w:val="22"/>
-            </w:rPr>
-            <w:t>Z-009-2:2015 CORE ABILITIES (untuk program IT-072-3:2012 VIDEO / FILM (EDITING))</w:t>
-          </w:r>
-        </w:p>
-      </w:tc>
-    </w:tr>
-    <w:tr>
-      <w:tc>
-        <w:tcPr>
-          <w:tcW w:type="dxa" w:w="2551"/>
-          <w:tcMar>
-            <w:top w:w="40" w:type="dxa"/>
-            <w:bottom w:w="40" w:type="dxa"/>
-            <w:start w:w="80" w:type="dxa"/>
-            <w:end w:w="80" w:type="dxa"/>
-          </w:tcMar>
-        </w:tcPr>
-        <w:p>
-          <w:r/>
-          <w:r>
-            <w:rPr>
-              <w:rFonts w:ascii="Arial" w:hAnsi="Arial"/>
-              <w:b/>
-              <w:sz w:val="22"/>
-            </w:rPr>
-            <w:t xml:space="preserve">TAHAP / </w:t>
-          </w:r>
-          <w:r>
-            <w:rPr>
-              <w:rFonts w:ascii="Arial" w:hAnsi="Arial"/>
-              <w:b/>
-              <w:i/>
-              <w:sz w:val="22"/>
-            </w:rPr>
-            <w:t>LEVEL</w:t>
-          </w:r>
-        </w:p>
-      </w:tc>
-      <w:tc>
-        <w:tcPr>
-          <w:tcW w:type="dxa" w:w="2268"/>
-          <w:gridSpan w:val="2"/>
-          <w:tcMar>
-            <w:top w:w="40" w:type="dxa"/>
-            <w:bottom w:w="40" w:type="dxa"/>
-            <w:start w:w="80" w:type="dxa"/>
-            <w:end w:w="80" w:type="dxa"/>
-          </w:tcMar>
-          <w:tcMar>
-            <w:top w:w="40" w:type="dxa"/>
-            <w:bottom w:w="40" w:type="dxa"/>
-            <w:start w:w="80" w:type="dxa"/>
-            <w:end w:w="80" w:type="dxa"/>
-          </w:tcMar>
-        </w:tcPr>
-        <w:p>
-          <w:r/>
-          <w:r>
-            <w:rPr>
-              <w:rFonts w:ascii="Arial" w:hAnsi="Arial"/>
-              <w:b/>
-              <w:i w:val="0"/>
-              <w:sz w:val="22"/>
-            </w:rPr>
-            <w:t>2</w:t>
-          </w:r>
-        </w:p>
-      </w:tc>
-    </w:tr>
-    <w:tr>
-      <w:tc>
-        <w:tcPr>
-          <w:tcW w:type="dxa" w:w="2551"/>
-          <w:tcMar>
-            <w:top w:w="40" w:type="dxa"/>
-            <w:bottom w:w="40" w:type="dxa"/>
-            <w:start w:w="80" w:type="dxa"/>
-            <w:end w:w="80" w:type="dxa"/>
-          </w:tcMar>
-        </w:tcPr>
-        <w:p>
-          <w:r/>
-          <w:r>
-            <w:rPr>
-              <w:rFonts w:ascii="Arial" w:hAnsi="Arial"/>
-              <w:b/>
-              <w:sz w:val="22"/>
-            </w:rPr>
-            <w:t xml:space="preserve">NO. DAN TAJUK KEBOLEHAN TERAS / </w:t>
-          </w:r>
-          <w:r>
-            <w:rPr>
-              <w:rFonts w:ascii="Arial" w:hAnsi="Arial"/>
-              <w:b/>
-              <w:i/>
-              <w:sz w:val="22"/>
-            </w:rPr>
-            <w:t>CORE ABILITY NO. AND TITLE</w:t>
-          </w:r>
-        </w:p>
-      </w:tc>
-      <w:tc>
-        <w:tcPr>
-          <w:tcW w:type="dxa" w:w="2268"/>
-          <w:gridSpan w:val="2"/>
-          <w:tcMar>
-            <w:top w:w="40" w:type="dxa"/>
-            <w:bottom w:w="40" w:type="dxa"/>
-            <w:start w:w="80" w:type="dxa"/>
-            <w:end w:w="80" w:type="dxa"/>
-          </w:tcMar>
-          <w:tcMar>
-            <w:top w:w="40" w:type="dxa"/>
-            <w:bottom w:w="40" w:type="dxa"/>
-            <w:start w:w="80" w:type="dxa"/>
-            <w:end w:w="80" w:type="dxa"/>
-          </w:tcMar>
-        </w:tcPr>
-        <w:p>
-          <w:r/>
-          <w:r>
-            <w:rPr>
-              <w:rFonts w:ascii="Arial" w:hAnsi="Arial"/>
-              <w:b/>
-              <w:i w:val="0"/>
-              <w:sz w:val="22"/>
-            </w:rPr>
-            <w:t>CA04 HEALTH, SAFETY AND ENVIRONMENTAL ADAPTATION</w:t>
-          </w:r>
-        </w:p>
-      </w:tc>
-    </w:tr>
-    <w:tr>
-      <w:tc>
-        <w:tcPr>
-          <w:tcW w:type="dxa" w:w="2551"/>
-          <w:tcMar>
-            <w:top w:w="40" w:type="dxa"/>
-            <w:bottom w:w="40" w:type="dxa"/>
-            <w:start w:w="80" w:type="dxa"/>
-            <w:end w:w="80" w:type="dxa"/>
-          </w:tcMar>
-        </w:tcPr>
-        <w:p>
-          <w:r/>
-          <w:r>
-            <w:rPr>
-              <w:rFonts w:ascii="Arial" w:hAnsi="Arial"/>
-              <w:b/>
-              <w:sz w:val="22"/>
-            </w:rPr>
-            <w:t xml:space="preserve">NO. DAN PENYATAAN KEBOLEHAN / </w:t>
-          </w:r>
-          <w:r>
-            <w:rPr>
-              <w:rFonts w:ascii="Arial" w:hAnsi="Arial"/>
-              <w:b/>
-              <w:i/>
-              <w:sz w:val="22"/>
-            </w:rPr>
-            <w:t>ABILITY NO. AND STATEMENT</w:t>
-          </w:r>
-        </w:p>
-      </w:tc>
-      <w:tc>
-        <w:tcPr>
-          <w:tcW w:type="dxa" w:w="2268"/>
-          <w:gridSpan w:val="2"/>
-          <w:tcMar>
-            <w:top w:w="40" w:type="dxa"/>
-            <w:bottom w:w="40" w:type="dxa"/>
-            <w:start w:w="80" w:type="dxa"/>
-            <w:end w:w="80" w:type="dxa"/>
-          </w:tcMar>
-          <w:tcMar>
-            <w:top w:w="40" w:type="dxa"/>
-            <w:bottom w:w="40" w:type="dxa"/>
-            <w:start w:w="80" w:type="dxa"/>
-            <w:end w:w="80" w:type="dxa"/>
-          </w:tcMar>
-        </w:tcPr>
-        <w:p>
-          <w:r/>
-          <w:r>
-            <w:rPr>
-              <w:rFonts w:ascii="Arial" w:hAnsi="Arial"/>
-              <w:b/>
-              <w:i w:val="0"/>
-              <w:sz w:val="22"/>
-            </w:rPr>
-            <w:t>04.01 DEMONSTRATE HEALTH COMPLIANCE / 04.02 DEMONSTRATE SAFETY COMPLIANCE / 04.03 DEMONSTRATE ENVIRONMENTAL COMPLIANCE</w:t>
-          </w:r>
-        </w:p>
-      </w:tc>
-    </w:tr>
-    <w:tr>
-      <w:tc>
-        <w:tcPr>
-          <w:tcW w:type="dxa" w:w="2551"/>
-          <w:tcMar>
-            <w:top w:w="40" w:type="dxa"/>
-            <w:bottom w:w="40" w:type="dxa"/>
-            <w:start w:w="80" w:type="dxa"/>
-            <w:end w:w="80" w:type="dxa"/>
-          </w:tcMar>
-        </w:tcPr>
-        <w:p>
-          <w:r/>
-          <w:r>
-            <w:rPr>
-              <w:rFonts w:ascii="Arial" w:hAnsi="Arial"/>
-              <w:b/>
-              <w:sz w:val="22"/>
-            </w:rPr>
-            <w:t xml:space="preserve">NO. KOD / </w:t>
-          </w:r>
-          <w:r>
-            <w:rPr>
-              <w:rFonts w:ascii="Arial" w:hAnsi="Arial"/>
-              <w:b/>
-              <w:i/>
-              <w:sz w:val="22"/>
-            </w:rPr>
-            <w:t>CODE NO.</w:t>
-          </w:r>
-        </w:p>
-      </w:tc>
-      <w:tc>
-        <w:tcPr>
-          <w:tcW w:type="dxa" w:w="4819"/>
-          <w:tcMar>
-            <w:top w:w="40" w:type="dxa"/>
-            <w:bottom w:w="40" w:type="dxa"/>
-            <w:start w:w="80" w:type="dxa"/>
-            <w:end w:w="80" w:type="dxa"/>
-          </w:tcMar>
-        </w:tcPr>
-        <w:p>
-          <w:r/>
-          <w:r>
-            <w:rPr>
-              <w:rFonts w:ascii="Arial" w:hAnsi="Arial"/>
-              <w:b/>
-              <w:i w:val="0"/>
-              <w:sz w:val="22"/>
-            </w:rPr>
-            <w:t>Z-009-2:2015-M04/P(3/5)</w:t>
-          </w:r>
-        </w:p>
-      </w:tc>
-      <w:tc>
-        <w:tcPr>
-          <w:tcW w:type="dxa" w:w="2268"/>
-          <w:tcMar>
-            <w:top w:w="40" w:type="dxa"/>
-            <w:bottom w:w="40" w:type="dxa"/>
-            <w:start w:w="80" w:type="dxa"/>
-            <w:end w:w="80" w:type="dxa"/>
-          </w:tcMar>
-        </w:tcPr>
-        <w:p>
-          <w:r/>
-          <w:r>
-            <w:rPr>
-              <w:rFonts w:ascii="Arial" w:hAnsi="Arial"/>
-              <w:b/>
-              <w:sz w:val="22"/>
-            </w:rPr>
-            <w:t xml:space="preserve">Mukasurat / </w:t>
-          </w:r>
-          <w:r>
-            <w:rPr>
-              <w:rFonts w:ascii="Arial" w:hAnsi="Arial"/>
-              <w:b/>
-              <w:i/>
-              <w:sz w:val="22"/>
-            </w:rPr>
-            <w:t>Page</w:t>
-          </w:r>
-          <w:r>
-            <w:rPr>
-              <w:rFonts w:ascii="Arial" w:hAnsi="Arial"/>
-              <w:b/>
-              <w:sz w:val="22"/>
-            </w:rPr>
-            <w:t xml:space="preserve"> : </w:t>
-          </w:r>
-          <w:r>
-            <w:rPr>
-              <w:rFonts w:ascii="Arial" w:hAnsi="Arial"/>
-              <w:b/>
-              <w:sz w:val="22"/>
-            </w:rPr>
-            <w:fldChar w:fldCharType="begin"/>
-            <w:instrText xml:space="preserve">PAGE</w:instrText>
-            <w:fldChar w:fldCharType="separate"/>
-            <w:t>1</w:t>
-            <w:fldChar w:fldCharType="end"/>
-          </w:r>
-        </w:p>
-        <w:p>
-          <w:r>
-            <w:rPr>
-              <w:rFonts w:ascii="Arial" w:hAnsi="Arial"/>
-              <w:b/>
-              <w:sz w:val="22"/>
-            </w:rPr>
-            <w:t xml:space="preserve">Drpd / </w:t>
-          </w:r>
-          <w:r>
-            <w:rPr>
-              <w:rFonts w:ascii="Arial" w:hAnsi="Arial"/>
-              <w:b/>
-              <w:i/>
-              <w:sz w:val="22"/>
-            </w:rPr>
-            <w:t>of</w:t>
-          </w:r>
-          <w:r>
-            <w:rPr>
-              <w:rFonts w:ascii="Arial" w:hAnsi="Arial"/>
-              <w:b/>
-              <w:sz w:val="22"/>
-            </w:rPr>
-            <w:t xml:space="preserve"> : </w:t>
-          </w:r>
-          <w:r>
-            <w:rPr>
-              <w:rFonts w:ascii="Arial" w:hAnsi="Arial"/>
-              <w:b/>
-              <w:sz w:val="22"/>
-            </w:rPr>
-            <w:fldChar w:fldCharType="begin"/>
-            <w:instrText xml:space="preserve">NUMPAGES</w:instrText>
-            <w:fldChar w:fldCharType="separate"/>
-            <w:t>1</w:t>
-            <w:fldChar w:fldCharType="end"/>
-          </w:r>
-        </w:p>
-      </w:tc>
-    </w:tr>
-    <w:tr>
-      <w:tc>
-        <w:tcPr>
-          <w:tcW w:type="dxa" w:w="2268"/>
-          <w:gridSpan w:val="3"/>
-          <w:tcMar>
-            <w:top w:w="40" w:type="dxa"/>
-            <w:bottom w:w="40" w:type="dxa"/>
-            <w:start w:w="80" w:type="dxa"/>
-            <w:end w:w="80" w:type="dxa"/>
-          </w:tcMar>
-          <w:tcMar>
-            <w:top w:w="40" w:type="dxa"/>
-            <w:bottom w:w="40" w:type="dxa"/>
-            <w:start w:w="80" w:type="dxa"/>
-            <w:end w:w="80" w:type="dxa"/>
-          </w:tcMar>
-          <w:tcMar>
-            <w:top w:w="40" w:type="dxa"/>
-            <w:bottom w:w="40" w:type="dxa"/>
-            <w:start w:w="80" w:type="dxa"/>
-            <w:end w:w="80" w:type="dxa"/>
-          </w:tcMar>
-        </w:tcPr>
-        <w:p>
-          <w:r/>
-        </w:p>
-      </w:tc>
-    </w:tr>
-  </w:tbl>
 </w:hdr>
 </file>
 
